--- a/bids/ORK160826/CV_ORK160826_v172.docx
+++ b/bids/ORK160826/CV_ORK160826_v172.docx
@@ -2,7 +2,7 @@
 <file path=word/document.xml><?xml version="1.0" encoding="utf-8"?>
 <w:document xmlns:w="http://schemas.openxmlformats.org/wordprocessingml/2006/main" xmlns:m="http://schemas.openxmlformats.org/officeDocument/2006/math" xmlns:r="http://schemas.openxmlformats.org/officeDocument/2006/relationships" xmlns:o="urn:schemas-microsoft-com:office:office" xmlns:v="urn:schemas-microsoft-com:vml" xmlns:w10="urn:schemas-microsoft-com:office:word" xmlns:a="http://schemas.openxmlformats.org/drawingml/2006/main" xmlns:pic="http://schemas.openxmlformats.org/drawingml/2006/picture" xmlns:wp="http://schemas.openxmlformats.org/drawingml/2006/wordprocessingDrawing">
   <w:body>
-    <w:bookmarkStart w:id="20" w:name="risto-anton-päärni-cv"/>
+    <w:bookmarkStart w:id="64" w:name="risto-anton-päärni-cv"/>
     <w:p>
       <w:pPr>
         <w:pStyle w:val="Heading1"/>
@@ -15,525 +15,6 @@
         <w:t xml:space="preserve">Risto Anton Päärni — CV</w:t>
       </w:r>
     </w:p>
-    <w:bookmarkEnd w:id="20"/>
-    <w:bookmarkStart w:id="65" w:name="section"/>
-    <w:p>
-      <w:pPr>
-        <w:pStyle w:val="Heading1"/>
-      </w:pPr>
-      <w:r>
-        <w:t xml:space="preserve">—</w:t>
-      </w:r>
-    </w:p>
-    <w:p>
-      <w:pPr>
-        <w:pStyle w:val="FirstParagraph"/>
-      </w:pPr>
-      <w:r>
-        <w:rPr>
-          <w:bCs/>
-          <w:b/>
-        </w:rPr>
-        <w:t xml:space="preserve">VERSION AND AGENT HISTORY</w:t>
-      </w:r>
-    </w:p>
-    <w:p>
-      <w:pPr>
-        <w:pStyle w:val="BodyText"/>
-      </w:pPr>
-      <w:r>
-        <w:t xml:space="preserve">Version: 171</w:t>
-      </w:r>
-      <w:r>
-        <w:br/>
-      </w:r>
-      <w:r>
-        <w:t xml:space="preserve">Sessions &amp; Modifications:</w:t>
-      </w:r>
-    </w:p>
-    <w:p>
-      <w:pPr>
-        <w:numPr>
-          <w:ilvl w:val="0"/>
-          <w:numId w:val="1001"/>
-        </w:numPr>
-        <w:pStyle w:val="Compact"/>
-      </w:pPr>
-      <w:r>
-        <w:t xml:space="preserve">Version: 171 | Tool: Claude Code (Sonnet 5) | Session: claude/cv-senior-ai-engineer-msjheo | Date: 13.07.2026 | Changes: Tiedostonimi korjattu vastaamaan todellista versiota —</w:t>
-      </w:r>
-      <w:r>
-        <w:t xml:space="preserve"> </w:t>
-      </w:r>
-      <w:r>
-        <w:rPr>
-          <w:rStyle w:val="VerbatimChar"/>
-        </w:rPr>
-        <w:t xml:space="preserve">CV_ORK160826_v165.{md,html,docx}</w:t>
-      </w:r>
-      <w:r>
-        <w:t xml:space="preserve"> </w:t>
-      </w:r>
-      <w:r>
-        <w:t xml:space="preserve">→</w:t>
-      </w:r>
-      <w:r>
-        <w:t xml:space="preserve"> </w:t>
-      </w:r>
-      <w:r>
-        <w:rPr>
-          <w:rStyle w:val="VerbatimChar"/>
-        </w:rPr>
-        <w:t xml:space="preserve">CV_ORK160826_v170.{md,html,docx}</w:t>
-      </w:r>
-      <w:r>
-        <w:t xml:space="preserve"> </w:t>
-      </w:r>
-      <w:r>
-        <w:t xml:space="preserve">(</w:t>
-      </w:r>
-      <w:r>
-        <w:rPr>
-          <w:rStyle w:val="VerbatimChar"/>
-        </w:rPr>
-        <w:t xml:space="preserve">git mv</w:t>
-      </w:r>
-      <w:r>
-        <w:t xml:space="preserve">, historia säilytetty). Tiedostonimen versiotagi oli jäänyt jälkeen sisäisestä Version:-otsikosta viiden peräkkäisen editointikierroksen ajan (165→170) ilman että kukaan nimesi tiedostoa uudelleen. Lisätty DWS_DOCUMENT_STANDARD.md:hen uusi nimeämissääntö (§4.6), joka vaatii tiedostonimen versiotagin ja otsikon Version:-kentän pysymään synkronissa. Tiedosto 170→171.</w:t>
-      </w:r>
-    </w:p>
-    <w:p>
-      <w:pPr>
-        <w:numPr>
-          <w:ilvl w:val="0"/>
-          <w:numId w:val="1001"/>
-        </w:numPr>
-        <w:pStyle w:val="Compact"/>
-      </w:pPr>
-      <w:r>
-        <w:t xml:space="preserve">Version: 170 | Tool: Claude Code (Sonnet 5) | Session: claude/cv-senior-ai-engineer-msjheo | Date: 12.07.2026 | Changes: Lisätty ensimmäinen kuvaviittaus koko CV:n versiohistoriassa (168 versiota ilman kuvaa). Käytetty</w:t>
-      </w:r>
-      <w:r>
-        <w:t xml:space="preserve"> </w:t>
-      </w:r>
-      <w:r>
-        <w:rPr>
-          <w:rStyle w:val="VerbatimChar"/>
-        </w:rPr>
-        <w:t xml:space="preserve">dws10.com/static/images/Risto_Malta.png</w:t>
-      </w:r>
-      <w:r>
-        <w:t xml:space="preserve"> </w:t>
-      </w:r>
-      <w:r>
-        <w:t xml:space="preserve">(rekisteröity APPROVED DWS_BRAND_STANDARD.md §25:ssä) — ei</w:t>
-      </w:r>
-      <w:r>
-        <w:t xml:space="preserve"> </w:t>
-      </w:r>
-      <w:r>
-        <w:rPr>
-          <w:rStyle w:val="VerbatimChar"/>
-        </w:rPr>
-        <w:t xml:space="preserve">CV/risto70.png</w:t>
-      </w:r>
-      <w:r>
-        <w:t xml:space="preserve">, jonka tausta sisältää kolmannen osapuolen baarin mainoskylttejä eikä sovi julkishallinnon tarjousasiakirjaan. Renderöity</w:t>
-      </w:r>
-      <w:r>
-        <w:t xml:space="preserve"> </w:t>
-      </w:r>
-      <w:r>
-        <w:rPr>
-          <w:rStyle w:val="VerbatimChar"/>
-        </w:rPr>
-        <w:t xml:space="preserve">scripts/render-doc.sh</w:t>
-      </w:r>
-      <w:r>
-        <w:t xml:space="preserve">:llä itsenäisiksi HTML- (Base64-upotettu kuva) ja DOCX-tiedostoiksi (natiivisti upotettu kuva) DWS_DOCUMENT_STANDARD.md §22 mukaisesti. Tiedosto 169→170.</w:t>
-      </w:r>
-    </w:p>
-    <w:p>
-      <w:pPr>
-        <w:numPr>
-          <w:ilvl w:val="0"/>
-          <w:numId w:val="1001"/>
-        </w:numPr>
-        <w:pStyle w:val="Compact"/>
-      </w:pPr>
-      <w:r>
-        <w:t xml:space="preserve">Version: 169 | Tool: Claude Code (Sonnet 5) | Session: claude/cv-senior-ai-engineer-msjheo | Date: 12.07.2026 | Changes: Korjattu GitHub-näyttörivi. Syy: GitHub antaa issueille ja pull requesteille yhteisen numerosarjan per repo — pelkkä PR-numero (esim. #1652) ei kerro PR-määrää, koska osa numeroista kuuluu issueille (mm. bottien automaattisesti luomat</w:t>
-      </w:r>
-      <w:r>
-        <w:t xml:space="preserve"> </w:t>
-      </w:r>
-      <w:r>
-        <w:t xml:space="preserve">“</w:t>
-      </w:r>
-      <w:r>
-        <w:t xml:space="preserve">Staging Deploy Failed</w:t>
-      </w:r>
-      <w:r>
-        <w:t xml:space="preserve">”</w:t>
-      </w:r>
-      <w:r>
-        <w:t xml:space="preserve"> </w:t>
-      </w:r>
-      <w:r>
-        <w:t xml:space="preserve">- ja viikoittaiset</w:t>
-      </w:r>
-      <w:r>
-        <w:t xml:space="preserve"> </w:t>
-      </w:r>
-      <w:r>
-        <w:t xml:space="preserve">“</w:t>
-      </w:r>
-      <w:r>
-        <w:t xml:space="preserve">DWS7 Roadmap Progress</w:t>
-      </w:r>
-      <w:r>
-        <w:t xml:space="preserve">”</w:t>
-      </w:r>
-      <w:r>
-        <w:t xml:space="preserve"> </w:t>
-      </w:r>
-      <w:r>
-        <w:t xml:space="preserve">-issuet). Elävä tarkistus 12.07.2026: 1268 PR:ää + 386/387 suljettua issueta = 1654. Rivi päivitetty muotoon</w:t>
-      </w:r>
-      <w:r>
-        <w:t xml:space="preserve"> </w:t>
-      </w:r>
-      <w:r>
-        <w:t xml:space="preserve">“</w:t>
-      </w:r>
-      <w:r>
-        <w:t xml:space="preserve">1650+ pull requestia ja ratkaistua issueta yhteensä</w:t>
-      </w:r>
-      <w:r>
-        <w:t xml:space="preserve">”</w:t>
-      </w:r>
-      <w:r>
-        <w:t xml:space="preserve"> </w:t>
-      </w:r>
-      <w:r>
-        <w:t xml:space="preserve">edellisen pelkän PR-luvun (1100+/1264) sijaan. Tiedosto 168→169.</w:t>
-      </w:r>
-    </w:p>
-    <w:p>
-      <w:pPr>
-        <w:numPr>
-          <w:ilvl w:val="0"/>
-          <w:numId w:val="1001"/>
-        </w:numPr>
-        <w:pStyle w:val="Compact"/>
-      </w:pPr>
-      <w:r>
-        <w:t xml:space="preserve">Version: 168 | Tool: Claude Code (Sonnet 5) | Session: claude/cv-senior-ai-engineer-msjheo | Date: 12.07.2026 | Changes: Lisätty Metropolia YAMK-opinnäytetyön virallinen arviointilausunto (HIC:n lataama PDF, Metropolia, 12.07.2026, ohjaaja Erkki Räsänen). Kokonaisarvosana</w:t>
-      </w:r>
-      <w:r>
-        <w:t xml:space="preserve"> </w:t>
-      </w:r>
-      <w:r>
-        <w:rPr>
-          <w:bCs/>
-          <w:b/>
-        </w:rPr>
-        <w:t xml:space="preserve">5 (Kiitettävä)</w:t>
-      </w:r>
-      <w:r>
-        <w:t xml:space="preserve">. Korjattu opinnäytetyön nimi kanoniseksi:</w:t>
-      </w:r>
-      <w:r>
-        <w:t xml:space="preserve"> </w:t>
-      </w:r>
-      <w:r>
-        <w:t xml:space="preserve">“</w:t>
-      </w:r>
-      <w:r>
-        <w:t xml:space="preserve">Omnichannel First -toimintamallin käyttöönotto Lifetime World palveluissa</w:t>
-      </w:r>
-      <w:r>
-        <w:t xml:space="preserve">”</w:t>
-      </w:r>
-      <w:r>
-        <w:t xml:space="preserve"> </w:t>
-      </w:r>
-      <w:r>
-        <w:t xml:space="preserve">(korvaa virheellisen</w:t>
-      </w:r>
-      <w:r>
-        <w:t xml:space="preserve"> </w:t>
-      </w:r>
-      <w:r>
-        <w:t xml:space="preserve">“</w:t>
-      </w:r>
-      <w:r>
-        <w:t xml:space="preserve">Firehorse Product Line: AI+ Operating Model for Customer Success</w:t>
-      </w:r>
-      <w:r>
-        <w:t xml:space="preserve">”</w:t>
-      </w:r>
-      <w:r>
-        <w:t xml:space="preserve"> </w:t>
-      </w:r>
-      <w:r>
-        <w:t xml:space="preserve">-otsikon, joka ei vastannut virallista arviointilausuntoa). Päivitetty Education-osio,</w:t>
-      </w:r>
-      <w:r>
-        <w:t xml:space="preserve"> </w:t>
-      </w:r>
-      <w:r>
-        <w:t xml:space="preserve">“</w:t>
-      </w:r>
-      <w:r>
-        <w:t xml:space="preserve">Validointi</w:t>
-      </w:r>
-      <w:r>
-        <w:t xml:space="preserve">”</w:t>
-      </w:r>
-      <w:r>
-        <w:t xml:space="preserve">-rivi ja kaksi ristiriitaista Appendix-taulukon Master Thesis -riviä (toinen väitti</w:t>
-      </w:r>
-      <w:r>
-        <w:t xml:space="preserve"> </w:t>
-      </w:r>
-      <w:r>
-        <w:t xml:space="preserve">“</w:t>
-      </w:r>
-      <w:r>
-        <w:t xml:space="preserve">MAUI Cross-Platform…</w:t>
-      </w:r>
-      <w:r>
-        <w:t xml:space="preserve">”</w:t>
-      </w:r>
-      <w:r>
-        <w:t xml:space="preserve">, toinen</w:t>
-      </w:r>
-      <w:r>
-        <w:t xml:space="preserve"> </w:t>
-      </w:r>
-      <w:r>
-        <w:t xml:space="preserve">“</w:t>
-      </w:r>
-      <w:r>
-        <w:t xml:space="preserve">finalize as PhD ?</w:t>
-      </w:r>
-      <w:r>
-        <w:t xml:space="preserve">”</w:t>
-      </w:r>
-      <w:r>
-        <w:t xml:space="preserve"> </w:t>
-      </w:r>
-      <w:r>
-        <w:t xml:space="preserve">-spekulaation — molemmat korvattu virallisella arviointidatalla). Tiedosto 167→168.</w:t>
-      </w:r>
-    </w:p>
-    <w:p>
-      <w:pPr>
-        <w:numPr>
-          <w:ilvl w:val="0"/>
-          <w:numId w:val="1001"/>
-        </w:numPr>
-        <w:pStyle w:val="Compact"/>
-      </w:pPr>
-      <w:r>
-        <w:t xml:space="preserve">Version: 167 | Tool: Claude Code (Sonnet 5) | Session: claude/cv-senior-ai-engineer-msjheo | Date: 12.07.2026 | Changes: /dialog-korjauskierros HIC:n kanssa. 7.1: Korjattu Taksi Helsinki takaisin asiakasesimerkkeihin — HIC vahvisti sen olevan Lifetime Oy / Lifetime Fleet -asiakkuus, ei henkilökohtainen kuljettajaliiketoiminta (kumoaa v165:n poiston). Tiedosto 166→167.</w:t>
-      </w:r>
-    </w:p>
-    <w:p>
-      <w:pPr>
-        <w:numPr>
-          <w:ilvl w:val="0"/>
-          <w:numId w:val="1001"/>
-        </w:numPr>
-        <w:pStyle w:val="Compact"/>
-      </w:pPr>
-      <w:r>
-        <w:t xml:space="preserve">Version: 166 | Tool: Claude Code (Sonnet 5) | Session: claude/cv-senior-ai-engineer-msjheo | Date: 12.07.2026 | Changes: Vastaus LinkedIn-hakemuksen kelpoisuusraporttiin (Senior AI/ML Engineer, 1/10 pakollista vaatimusta täytetty). Lisätty uusi osio</w:t>
-      </w:r>
-      <w:r>
-        <w:t xml:space="preserve"> </w:t>
-      </w:r>
-      <w:r>
-        <w:t xml:space="preserve">“</w:t>
-      </w:r>
-      <w:r>
-        <w:t xml:space="preserve">Senior AI/ML Engineer — Kelpoisuusnäyttö</w:t>
-      </w:r>
-      <w:r>
-        <w:t xml:space="preserve">”</w:t>
-      </w:r>
-      <w:r>
-        <w:t xml:space="preserve"> </w:t>
-      </w:r>
-      <w:r>
-        <w:t xml:space="preserve">heti johdannon jälkeen: kartoittaa jokaisen 10 pakollisen ja 4 lisävaatimuksen konkreettiseen, GitHub-todennettavaan näyttöön (blogtheristo/dws6, tarkistettu 12.07.2026) — mm. workflow/03_model_train.py (scikit-learn-mallikoulutusputki, feature engineering, 5-fold CV), src/agents/base.agent.ts (agenttisilmukka, tool use, agentti-agentti-delegointi/A2A), 3 tuotanto-MCP-palvelinta, src/evals/eval-runner.ts + tools/waza-claude (evals as code), .claude/hooks/pretooluse-guard.sh + secret-output-scan.sh (prompt-injection- ja output-guardrailit), pgvector-pohjainen RAG-tietopohja. Korjattu Microsoft Founders Hub -aloitusvuosi 2022→2021 (yhtenäistetty Learn/evidence/2021-2025-Microsoft-Founders-Hub-profile.md-evidenssin kanssa) ja lisätty Level 4 / USD 153 000 -vahvistus sertifikaattitaulukkoon ja Lifetime World -kappaleeseen. Korjattu yliampuva</w:t>
-      </w:r>
-      <w:r>
-        <w:t xml:space="preserve"> </w:t>
-      </w:r>
-      <w:r>
-        <w:t xml:space="preserve">“</w:t>
-      </w:r>
-      <w:r>
-        <w:t xml:space="preserve">1500+ PR / 6000+ committia</w:t>
-      </w:r>
-      <w:r>
-        <w:t xml:space="preserve">”</w:t>
-      </w:r>
-      <w:r>
-        <w:t xml:space="preserve"> </w:t>
-      </w:r>
-      <w:r>
-        <w:t xml:space="preserve">-väite todennettuun lukuun (1100+ mergattua PR:ää, GitHub-haku 12.07.2026). Tiedosto 165→166.</w:t>
-      </w:r>
-    </w:p>
-    <w:p>
-      <w:pPr>
-        <w:numPr>
-          <w:ilvl w:val="0"/>
-          <w:numId w:val="1001"/>
-        </w:numPr>
-        <w:pStyle w:val="Compact"/>
-      </w:pPr>
-      <w:r>
-        <w:t xml:space="preserve">Version: 165 | Tool: Claude Code (Opus 4.8) | Session: claude/consultant-handbook-v1-6-622fep | Date: 08.07.2026 | Changes: /dialog-korjauskierros (14 hyväksyttyä kohtaa): korjattu sähköposti kanoniseksi (risto.paarni@lifetime.fi), yhtenäistetty puhelinnumeron muotoilu, korjattu englannin kielitaso (A1→C1/C2, ristiriita</w:t>
-      </w:r>
-      <w:r>
-        <w:t xml:space="preserve"> </w:t>
-      </w:r>
-      <w:r>
-        <w:t xml:space="preserve">“</w:t>
-      </w:r>
-      <w:r>
-        <w:t xml:space="preserve">fluent</w:t>
-      </w:r>
-      <w:r>
-        <w:t xml:space="preserve">”</w:t>
-      </w:r>
-      <w:r>
-        <w:t xml:space="preserve">-väitteen kanssa), poistettu duplikoitu Cloud &amp; Multi-Cloud Architect -kappale, korjattu kaksoisemoji-typo, korjattu 4 sertifikaattitaulukon data-virhettä (väärä Issuer-sisältö, yhteenliimautunut rivi, orpo taulukkorivi, epäselvä ilmaus), erotettu Taksi Helsinki (henkilökohtainen kuljettajaliiketoiminta) DWS-asiakasreferensseistä, trimmattu kryptovaluutta-/lohkoketjuyksityiskohdat julkishallinnon tarjousriskin vuoksi, lisätty ORK-roolimaininta ja Cubet-kapasiteettivarmuuslause. Tiedosto 164→165.</w:t>
-      </w:r>
-    </w:p>
-    <w:p>
-      <w:pPr>
-        <w:numPr>
-          <w:ilvl w:val="0"/>
-          <w:numId w:val="1001"/>
-        </w:numPr>
-        <w:pStyle w:val="Compact"/>
-      </w:pPr>
-      <w:r>
-        <w:t xml:space="preserve">Version: 164 | Tool: Claude Code | Session: claude/risto-cv-lifetime-world-uiqxxo | Date: 02.07.2026 | Changes: Tiivistetty viisi paisunutta taulukkoa (Risto Anton’s Skills, AI and Cloud Technologies, Business Development with Modern Stacks, Business Intelligence Capabilities and Solutions, Marketing) yleisselittävästä narratiivista tiiviiksi 5-sarakkeen taulukoiksi (Kyvykkyysalue | Kokemus/Taso | Rooli(t) | Ydinteknologiat/sertifikaatit/projektit | DWS-agenttikytkös). Syy: nämä 5 osiota olivat 695 379 merkkiä (89 % koko dokumentista) ja aiheuttivat sekä ~120-sivuisen dokumentin että docx/Google Docs -tulostuksen tyhjät sivut (jättikokoiset yksittäiset taulukkosolut, osa yli 5000 merkkiä). Tulos: 695 379 → 29 239 merkkiä kohdeosioissa (~23,8x), koko tiedosto 785 508 → 119 364 tavua (~6,6x). Kaikki konkreettiset faktat (vuodet, sertifikaatit, projektinimet, teknologiat) säilytetty; poistettu vain yleinen selittävä boilerplate (esim. mitä GDPR/CI/CD/Kubernetes tarkoittaa) ja toistuva markkinointiproosa. Jokainen rivi kytketty vähintään yhteen nimettyyn DWS-agenttiin liitteen 80-agenttikatalogista. Muuttamattomina: Solution Sales, Education, Career Highlights, Appendixes, verbisilta, DWS IQ -agenttikatalogi. Tiedosto 163→164.</w:t>
-      </w:r>
-    </w:p>
-    <w:p>
-      <w:pPr>
-        <w:numPr>
-          <w:ilvl w:val="0"/>
-          <w:numId w:val="1001"/>
-        </w:numPr>
-        <w:pStyle w:val="Compact"/>
-      </w:pPr>
-      <w:r>
-        <w:t xml:space="preserve">Version: 163 | Tool: Claude Code | Session: claude/risto-cv-lifetime-world-uiqxxo | Date: 02.07.2026 | Changes: Yhdistetty CV v161:n päivitykset Google Drive -versioon 162 (ORK_Risto_CV_FI_162). Lifetime World -hankekuvaus suomeksi (missio, Coal Certificates / Lifetime World Coin, energiaturvallisuus, Founders Hub Level 4 USD 153 000, sijoittajakumppanihaku). Korvattu rikkinäinen HTML-liitos puhtailla Tekoälyosaaminen / Power Platform / Tekninen osaaminen -osioilla. Toteutettu verbitaulukon kaksi pyyntöä: lisätty liitteeksi DWS IQ kyvykkyysluokat (10) ja agenttikatalogi (80 nimettyä agenttikyvykkyyttä); pyyntöteksti poistettu taulukosta. Korjattu emoji-koodausvirheet ja Career Highlights -kirjoitusvirhe. Tiedosto 162→163.</w:t>
-      </w:r>
-    </w:p>
-    <w:p>
-      <w:pPr>
-        <w:numPr>
-          <w:ilvl w:val="0"/>
-          <w:numId w:val="1001"/>
-        </w:numPr>
-        <w:pStyle w:val="Compact"/>
-      </w:pPr>
-      <w:r>
-        <w:t xml:space="preserve">Version: 162 | Tool: Google Docs (HIC) | Date: 02.07.2026 | Changes: Merkittävästi parannettu suomenkielinen johdanto, englanninkielinen jargon poistettu. Lähde: Google Drive</w:t>
-      </w:r>
-      <w:r>
-        <w:t xml:space="preserve"> </w:t>
-      </w:r>
-      <w:r>
-        <w:t xml:space="preserve">“</w:t>
-      </w:r>
-      <w:r>
-        <w:t xml:space="preserve">ORK_Risto_CV_FI_162</w:t>
-      </w:r>
-      <w:r>
-        <w:t xml:space="preserve">”</w:t>
-      </w:r>
-      <w:r>
-        <w:t xml:space="preserve">.</w:t>
-      </w:r>
-    </w:p>
-    <w:p>
-      <w:pPr>
-        <w:numPr>
-          <w:ilvl w:val="0"/>
-          <w:numId w:val="1001"/>
-        </w:numPr>
-        <w:pStyle w:val="Compact"/>
-      </w:pPr>
-      <w:r>
-        <w:t xml:space="preserve">Version: 161 | Tool: Claude Code | Session: claude/risto-cv-lifetime-world-uiqxxo | Date: 02.07.2026 | Changes: Lifetime World (onelifetime.world) -hankekuvaus lisätty (CV/CV_Risto_Paarni_161.md).</w:t>
-      </w:r>
-    </w:p>
-    <w:p>
-      <w:pPr>
-        <w:pStyle w:val="FirstParagraph"/>
-      </w:pPr>
-      <w:r>
-        <w:t xml:space="preserve">Document Status:</w:t>
-      </w:r>
-    </w:p>
-    <w:p>
-      <w:pPr>
-        <w:numPr>
-          <w:ilvl w:val="0"/>
-          <w:numId w:val="1002"/>
-        </w:numPr>
-        <w:pStyle w:val="Compact"/>
-      </w:pPr>
-      <w:r>
-        <w:t xml:space="preserve">Last Modified: 02.07.2026</w:t>
-      </w:r>
-    </w:p>
-    <w:p>
-      <w:pPr>
-        <w:numPr>
-          <w:ilvl w:val="0"/>
-          <w:numId w:val="1002"/>
-        </w:numPr>
-        <w:pStyle w:val="Compact"/>
-      </w:pPr>
-      <w:r>
-        <w:t xml:space="preserve">Language: Finnish</w:t>
-      </w:r>
-    </w:p>
-    <w:p>
-      <w:pPr>
-        <w:numPr>
-          <w:ilvl w:val="0"/>
-          <w:numId w:val="1002"/>
-        </w:numPr>
-        <w:pStyle w:val="Compact"/>
-      </w:pPr>
-      <w:r>
-        <w:t xml:space="preserve">Publication Status: DRAFT</w:t>
-      </w:r>
-    </w:p>
-    <w:p>
-      <w:pPr>
-        <w:numPr>
-          <w:ilvl w:val="0"/>
-          <w:numId w:val="1002"/>
-        </w:numPr>
-        <w:pStyle w:val="Compact"/>
-      </w:pPr>
-      <w:r>
-        <w:t xml:space="preserve">Document Type: ORK Consultant CV</w:t>
-      </w:r>
-    </w:p>
     <w:p>
       <w:r>
         <w:pict>
@@ -550,18 +31,18 @@
           <wp:inline>
             <wp:extent cx="5334000" cy="5334000"/>
             <wp:effectExtent b="0" l="0" r="0" t="0"/>
-            <wp:docPr descr="Risto Anton Päärni" title="" id="22" name="Picture"/>
+            <wp:docPr descr="Risto Anton Päärni" title="" id="21" name="Picture"/>
             <a:graphic>
               <a:graphicData uri="http://schemas.openxmlformats.org/drawingml/2006/picture">
                 <pic:pic>
                   <pic:nvPicPr>
-                    <pic:cNvPr descr="../../dws10.com/static/images/Risto_Malta.png" id="23" name="Picture"/>
+                    <pic:cNvPr descr="../../dws10.com/static/images/Risto_Malta.png" id="22" name="Picture"/>
                     <pic:cNvPicPr>
                       <a:picLocks noChangeArrowheads="1" noChangeAspect="1"/>
                     </pic:cNvPicPr>
                   </pic:nvPicPr>
                   <pic:blipFill>
-                    <a:blip r:embed="rId21"/>
+                    <a:blip r:embed="rId20"/>
                     <a:stretch>
                       <a:fillRect/>
                     </a:stretch>
@@ -629,7 +110,7 @@
         <w:br/>
       </w:r>
       <w:r>
-        <w:t xml:space="preserve">Olen kokenut tekoäly- ja pilviarkkitehtuurin asiantuntija, jolla on vahva näyttö julkishallinnon ja säädöstenmukaisten ympäristöjen ratkaisukehityksestä. Tuotan korkean tason asiantuntijapalveluita, jotka tukevat organisaation yksittäisiä kehitysprojekteja, ylläpidon aikaista järjestelmäkehitystä sekä dokumentoitua ja hallittua tuotekehitystä. Minulla on laaja kokemus vaativista asiakasympäristöistä (mm. Dws10.com, onelifetime.world sekä jatkuvasta palvelutuotannosta Kela, Uber, Taksi Helsinki — Lifetime Oy / Lifetime Fleet -asiakkuus) sekä NVIDIA ISV -ekosysteemin hyödyntämisestä ratkaisukehityksessä. Tarjottavat roolit tässä hankinnassa: GenAI Solution Architect, AI Engineer, DevOps Engineer (Osa-alueet 1 ja 3).</w:t>
+        <w:t xml:space="preserve">Olen kokenut tekoäly- ja pilviarkkitehtuurien asiantuntija, jolla on vahva näyttö julkishallinnon ja säädösten mukaisten ympäristöjen ratkaisukehityksestä. Tuotan korkean tason asiantuntijapalveluita, jotka tukevat organisaation yksittäisiä kehitysprojekteja, ylläpidon aikaista järjestelmäkehitystä sekä dokumentoitua ja hallittua tuotekehitystä. Minulla on laaja kokemus vaativista asiakasympäristöistä (mm. Dws10.com, onelifetime.world sekä jatkuvasta palvelutuotannosta Kela, Uber, Taksi Helsinki — Lifetime Oy / Lifetime Fleet -asiakkuus) sekä NVIDIA ISV -ekosysteemin hyödyntämisestä ratkaisukehityksessä. Tarjottavat roolit tässä hankinnassa: GenAI Solution Architect, AI Engineer (Osa-alueet 1 ja 3) — DevOps-toteutuksen arkkitehtuurinen ohjaus (IaC, CI/CD) osana arkkitehtiroolia; operatiivisen DevOps-toteutuksen tekee Cubetin asiantuntijat.</w:t>
       </w:r>
       <w:r>
         <w:br/>
@@ -641,7 +122,7 @@
         <w:br/>
       </w:r>
       <w:r>
-        <w:t xml:space="preserve">Tekoälykonsulttina vastaan arkkitehtuurisuunnittelusta ja ratkaisutoteutuksesta (TypeScript, Python, Aiven, pilviympäristöt). Kehitän moderneja, korkean suorituskyvyn tekoälyratkaisuja suvereeneille NVIDIA DGX-ympäristöille sekä EU-pilvialustoille, painottaen säädöstenmukaisuutta, tietoturvaa (GDPR, NIS2) ja järjestelmien skaalautuvuutta.</w:t>
+        <w:t xml:space="preserve">Tekoälykonsulttina vastaan arkkitehtuurisuunnittelusta ja ratkaisutoteutuksesta (Polygot ; esimerkiksi mm. TypeScript, Python, Aiven, paikallinen tietojenkäsittely DGX laittein). Kehitän moderneja, korkean suorituskyvyn tekoälyratkaisuja kuten DWS IQ tuoteperhe sekä Firehorse tuotteita suvereeneille NVIDIA DGX-ympäristöille sekä EU-pilvialustoille. Työn keskeisinä teemoina ovat säädöstenmukaisuus, tietoturvaa (GDPR, NIS2, Katakri) ja järjestelmien skaalautuvuus ja integroitavuus isojen yritysten tarpeisiin ja ympäristöihin.</w:t>
       </w:r>
       <w:r>
         <w:br/>
@@ -686,7 +167,7 @@
         <w:t xml:space="preserve">Kaikki tehtävän vaatimukset täyttyvät, ja osaamistaso on jokaisessa kohdassa Expert.</w:t>
       </w:r>
     </w:p>
-    <w:bookmarkStart w:id="29" w:name="X7b5b79f2479bf18cd4a8dea431d35c40eafb6b9"/>
+    <w:bookmarkStart w:id="28" w:name="X7b5b79f2479bf18cd4a8dea431d35c40eafb6b9"/>
     <w:p>
       <w:pPr>
         <w:pStyle w:val="Heading2"/>
@@ -717,7 +198,7 @@
         </w:rPr>
         <w:t xml:space="preserve"> </w:t>
       </w:r>
-      <w:hyperlink r:id="rId24">
+      <w:hyperlink r:id="rId23">
         <w:r>
           <w:rPr>
             <w:rStyle w:val="Hyperlink"/>
@@ -1546,7 +1027,7 @@
       <w:pPr>
         <w:numPr>
           <w:ilvl w:val="0"/>
-          <w:numId w:val="1003"/>
+          <w:numId w:val="1001"/>
         </w:numPr>
         <w:pStyle w:val="Compact"/>
       </w:pPr>
@@ -1568,7 +1049,7 @@
       <w:pPr>
         <w:numPr>
           <w:ilvl w:val="0"/>
-          <w:numId w:val="1003"/>
+          <w:numId w:val="1001"/>
         </w:numPr>
         <w:pStyle w:val="Compact"/>
       </w:pPr>
@@ -1590,7 +1071,7 @@
       <w:pPr>
         <w:numPr>
           <w:ilvl w:val="0"/>
-          <w:numId w:val="1003"/>
+          <w:numId w:val="1001"/>
         </w:numPr>
         <w:pStyle w:val="Compact"/>
       </w:pPr>
@@ -1612,7 +1093,7 @@
       <w:pPr>
         <w:numPr>
           <w:ilvl w:val="0"/>
-          <w:numId w:val="1003"/>
+          <w:numId w:val="1001"/>
         </w:numPr>
         <w:pStyle w:val="Compact"/>
       </w:pPr>
@@ -1634,7 +1115,7 @@
       <w:pPr>
         <w:numPr>
           <w:ilvl w:val="0"/>
-          <w:numId w:val="1003"/>
+          <w:numId w:val="1001"/>
         </w:numPr>
         <w:pStyle w:val="Compact"/>
       </w:pPr>
@@ -1684,7 +1165,7 @@
       <w:pPr>
         <w:numPr>
           <w:ilvl w:val="0"/>
-          <w:numId w:val="1004"/>
+          <w:numId w:val="1002"/>
         </w:numPr>
         <w:pStyle w:val="Compact"/>
       </w:pPr>
@@ -1706,7 +1187,7 @@
       <w:pPr>
         <w:numPr>
           <w:ilvl w:val="0"/>
-          <w:numId w:val="1004"/>
+          <w:numId w:val="1002"/>
         </w:numPr>
         <w:pStyle w:val="Compact"/>
       </w:pPr>
@@ -1728,7 +1209,7 @@
       <w:pPr>
         <w:numPr>
           <w:ilvl w:val="0"/>
-          <w:numId w:val="1004"/>
+          <w:numId w:val="1002"/>
         </w:numPr>
         <w:pStyle w:val="Compact"/>
       </w:pPr>
@@ -1763,7 +1244,7 @@
         </w:rPr>
         <w:t xml:space="preserve">Claude Code &amp; Tekoälypohjainen sovelluskehitys (</w:t>
       </w:r>
-      <w:hyperlink r:id="rId25">
+      <w:hyperlink r:id="rId24">
         <w:r>
           <w:rPr>
             <w:rStyle w:val="Hyperlink"/>
@@ -1791,7 +1272,7 @@
       <w:pPr>
         <w:numPr>
           <w:ilvl w:val="0"/>
-          <w:numId w:val="1005"/>
+          <w:numId w:val="1003"/>
         </w:numPr>
         <w:pStyle w:val="Compact"/>
       </w:pPr>
@@ -1820,7 +1301,7 @@
       <w:r>
         <w:t xml:space="preserve"> </w:t>
       </w:r>
-      <w:hyperlink r:id="rId24">
+      <w:hyperlink r:id="rId23">
         <w:r>
           <w:rPr>
             <w:rStyle w:val="Hyperlink"/>
@@ -1836,7 +1317,7 @@
       <w:pPr>
         <w:numPr>
           <w:ilvl w:val="0"/>
-          <w:numId w:val="1005"/>
+          <w:numId w:val="1003"/>
         </w:numPr>
         <w:pStyle w:val="Compact"/>
       </w:pPr>
@@ -1858,7 +1339,7 @@
       <w:pPr>
         <w:numPr>
           <w:ilvl w:val="0"/>
-          <w:numId w:val="1005"/>
+          <w:numId w:val="1003"/>
         </w:numPr>
         <w:pStyle w:val="Compact"/>
       </w:pPr>
@@ -1898,7 +1379,7 @@
       <w:pPr>
         <w:numPr>
           <w:ilvl w:val="0"/>
-          <w:numId w:val="1006"/>
+          <w:numId w:val="1004"/>
         </w:numPr>
         <w:pStyle w:val="Compact"/>
       </w:pPr>
@@ -1920,7 +1401,7 @@
       <w:pPr>
         <w:numPr>
           <w:ilvl w:val="0"/>
-          <w:numId w:val="1006"/>
+          <w:numId w:val="1004"/>
         </w:numPr>
         <w:pStyle w:val="Compact"/>
       </w:pPr>
@@ -1942,7 +1423,7 @@
       <w:pPr>
         <w:numPr>
           <w:ilvl w:val="0"/>
-          <w:numId w:val="1006"/>
+          <w:numId w:val="1004"/>
         </w:numPr>
         <w:pStyle w:val="Compact"/>
       </w:pPr>
@@ -1964,7 +1445,7 @@
       <w:pPr>
         <w:numPr>
           <w:ilvl w:val="0"/>
-          <w:numId w:val="1006"/>
+          <w:numId w:val="1004"/>
         </w:numPr>
         <w:pStyle w:val="Compact"/>
       </w:pPr>
@@ -1999,7 +1480,7 @@
       <w:r>
         <w:t xml:space="preserve"> </w:t>
       </w:r>
-      <w:hyperlink r:id="rId25">
+      <w:hyperlink r:id="rId24">
         <w:r>
           <w:rPr>
             <w:rStyle w:val="Hyperlink"/>
@@ -2024,12 +1505,274 @@
       <w:pPr>
         <w:numPr>
           <w:ilvl w:val="0"/>
-          <w:numId w:val="1007"/>
+          <w:numId w:val="1005"/>
         </w:numPr>
         <w:pStyle w:val="Compact"/>
       </w:pPr>
       <w:r>
         <w:t xml:space="preserve">TypeScript -sovelluskehitys AIOps ratkaisuilla,</w:t>
+      </w:r>
+    </w:p>
+    <w:p>
+      <w:pPr>
+        <w:numPr>
+          <w:ilvl w:val="0"/>
+          <w:numId w:val="1005"/>
+        </w:numPr>
+        <w:pStyle w:val="Compact"/>
+      </w:pPr>
+      <w:r>
+        <w:t xml:space="preserve">Python – sovelluskehitys,</w:t>
+      </w:r>
+    </w:p>
+    <w:p>
+      <w:pPr>
+        <w:numPr>
+          <w:ilvl w:val="0"/>
+          <w:numId w:val="1005"/>
+        </w:numPr>
+        <w:pStyle w:val="Compact"/>
+      </w:pPr>
+      <w:r>
+        <w:t xml:space="preserve">.NET Aspire Observability,</w:t>
+      </w:r>
+    </w:p>
+    <w:p>
+      <w:pPr>
+        <w:numPr>
+          <w:ilvl w:val="0"/>
+          <w:numId w:val="1005"/>
+        </w:numPr>
+        <w:pStyle w:val="Compact"/>
+      </w:pPr>
+      <w:r>
+        <w:t xml:space="preserve">ML/AI‑putket,</w:t>
+      </w:r>
+    </w:p>
+    <w:p>
+      <w:pPr>
+        <w:numPr>
+          <w:ilvl w:val="0"/>
+          <w:numId w:val="1005"/>
+        </w:numPr>
+        <w:pStyle w:val="Compact"/>
+      </w:pPr>
+      <w:r>
+        <w:t xml:space="preserve">Google Cloud Cloud Run ‑ratkaisut ja agenttipohjainen logiikka.</w:t>
+      </w:r>
+    </w:p>
+    <w:p>
+      <w:pPr>
+        <w:numPr>
+          <w:ilvl w:val="0"/>
+          <w:numId w:val="1005"/>
+        </w:numPr>
+        <w:pStyle w:val="Compact"/>
+      </w:pPr>
+      <w:r>
+        <w:t xml:space="preserve">AWS SES viestiratkaisut</w:t>
+      </w:r>
+    </w:p>
+    <w:p>
+      <w:pPr>
+        <w:numPr>
+          <w:ilvl w:val="0"/>
+          <w:numId w:val="1005"/>
+        </w:numPr>
+        <w:pStyle w:val="Compact"/>
+      </w:pPr>
+      <w:r>
+        <w:t xml:space="preserve">RESTful API sekä serverless.</w:t>
+      </w:r>
+    </w:p>
+    <w:p>
+      <w:pPr>
+        <w:numPr>
+          <w:ilvl w:val="0"/>
+          <w:numId w:val="1005"/>
+        </w:numPr>
+        <w:pStyle w:val="Compact"/>
+      </w:pPr>
+      <w:r>
+        <w:t xml:space="preserve">Data Engineering – data‑integraatiot, ADF‑yhdistelmät, Delta Lake ja medallion‑malli.</w:t>
+      </w:r>
+    </w:p>
+    <w:p>
+      <w:pPr>
+        <w:numPr>
+          <w:ilvl w:val="0"/>
+          <w:numId w:val="1005"/>
+        </w:numPr>
+        <w:pStyle w:val="Compact"/>
+      </w:pPr>
+      <w:r>
+        <w:t xml:space="preserve">IaC – Terraform Cloud, cdktf, Azure Bicep, AWS CDK; skaalautuvat ympäristöt, auditoitava infrastruktuuri ja toistettavat build‑prosessit.</w:t>
+      </w:r>
+    </w:p>
+    <w:p>
+      <w:pPr>
+        <w:numPr>
+          <w:ilvl w:val="0"/>
+          <w:numId w:val="1005"/>
+        </w:numPr>
+        <w:pStyle w:val="Compact"/>
+      </w:pPr>
+      <w:r>
+        <w:t xml:space="preserve">GitHub &amp; Azure DevOps – CI/CD‑putket, GitHub Codespaces, automaatio ja pilvijulkaisun parhaat käytännöt 2026‑tasolla.</w:t>
+      </w:r>
+    </w:p>
+    <w:p>
+      <w:pPr>
+        <w:numPr>
+          <w:ilvl w:val="0"/>
+          <w:numId w:val="1005"/>
+        </w:numPr>
+        <w:pStyle w:val="Compact"/>
+      </w:pPr>
+      <w:r>
+        <w:t xml:space="preserve">Ketterät menetelmät – Scrum, Kanban, DevOps‑kulttuuri, Claude Code ja Github Copilot jatkuvan toimituksen mallit (mm. Skills, workflows, Cron, Learning loops).</w:t>
+      </w:r>
+    </w:p>
+    <w:p>
+      <w:pPr>
+        <w:pStyle w:val="FirstParagraph"/>
+      </w:pPr>
+      <w:r>
+        <w:t xml:space="preserve">🧭 Arkkitehtuuri &amp; tekninen johtaminen</w:t>
+      </w:r>
+      <w:r>
+        <w:br/>
+      </w:r>
+      <w:r>
+        <w:t xml:space="preserve">Risto on toiminut Chief Architect ja Solution Architect ‑rooleissa DWS 3-6 projekteissa.</w:t>
+      </w:r>
+      <w:r>
+        <w:br/>
+      </w:r>
+      <w:r>
+        <w:t xml:space="preserve">Vastuualueita:</w:t>
+      </w:r>
+    </w:p>
+    <w:p>
+      <w:pPr>
+        <w:numPr>
+          <w:ilvl w:val="0"/>
+          <w:numId w:val="1006"/>
+        </w:numPr>
+        <w:pStyle w:val="Compact"/>
+      </w:pPr>
+      <w:r>
+        <w:t xml:space="preserve">Kokonaisarkkitehtuurin suunnittelu ja tekninen roadmap.</w:t>
+      </w:r>
+    </w:p>
+    <w:p>
+      <w:pPr>
+        <w:numPr>
+          <w:ilvl w:val="0"/>
+          <w:numId w:val="1006"/>
+        </w:numPr>
+        <w:pStyle w:val="Compact"/>
+      </w:pPr>
+      <w:r>
+        <w:t xml:space="preserve">Tiimin tekninen johtaminen ja ohjaus</w:t>
+      </w:r>
+    </w:p>
+    <w:p>
+      <w:pPr>
+        <w:numPr>
+          <w:ilvl w:val="0"/>
+          <w:numId w:val="1006"/>
+        </w:numPr>
+        <w:pStyle w:val="Compact"/>
+      </w:pPr>
+      <w:r>
+        <w:t xml:space="preserve">agenttipohjainen ratkaisu</w:t>
+      </w:r>
+    </w:p>
+    <w:p>
+      <w:pPr>
+        <w:numPr>
+          <w:ilvl w:val="0"/>
+          <w:numId w:val="1006"/>
+        </w:numPr>
+        <w:pStyle w:val="Compact"/>
+      </w:pPr>
+      <w:r>
+        <w:t xml:space="preserve">Offshore tiimin johtaminen</w:t>
+      </w:r>
+    </w:p>
+    <w:p>
+      <w:pPr>
+        <w:numPr>
+          <w:ilvl w:val="0"/>
+          <w:numId w:val="1006"/>
+        </w:numPr>
+        <w:pStyle w:val="Compact"/>
+      </w:pPr>
+      <w:r>
+        <w:t xml:space="preserve">Skaalautuvat kontitetut dataratkaisut ja serverless‑alustat (AWS, Google Cloud Run, Scaleways, NVIDIA)</w:t>
+      </w:r>
+    </w:p>
+    <w:p>
+      <w:pPr>
+        <w:numPr>
+          <w:ilvl w:val="0"/>
+          <w:numId w:val="1006"/>
+        </w:numPr>
+        <w:pStyle w:val="Compact"/>
+      </w:pPr>
+      <w:r>
+        <w:t xml:space="preserve">Dokumentointi agenttikehitysympäristössä, Clean Architecture &amp; domain‑lähtöinen suunnittelu (DDD) (GitHub + Proton)</w:t>
+      </w:r>
+    </w:p>
+    <w:p>
+      <w:pPr>
+        <w:numPr>
+          <w:ilvl w:val="0"/>
+          <w:numId w:val="1006"/>
+        </w:numPr>
+        <w:pStyle w:val="Compact"/>
+      </w:pPr>
+      <w:r>
+        <w:t xml:space="preserve">Suorituskyvyn ja kustannusten optimointi (FinOps + AI‑optimointi 2026) Green/Blue</w:t>
+      </w:r>
+    </w:p>
+    <w:p>
+      <w:pPr>
+        <w:numPr>
+          <w:ilvl w:val="0"/>
+          <w:numId w:val="1006"/>
+        </w:numPr>
+        <w:pStyle w:val="Compact"/>
+      </w:pPr>
+      <w:r>
+        <w:t xml:space="preserve">EU AI Act, Sovereignty, GDPR.</w:t>
+      </w:r>
+    </w:p>
+    <w:p>
+      <w:pPr>
+        <w:numPr>
+          <w:ilvl w:val="0"/>
+          <w:numId w:val="1006"/>
+        </w:numPr>
+        <w:pStyle w:val="Compact"/>
+      </w:pPr>
+      <w:r>
+        <w:t xml:space="preserve">SOC 2, ISO 27001.</w:t>
+      </w:r>
+    </w:p>
+    <w:p>
+      <w:pPr>
+        <w:pStyle w:val="FirstParagraph"/>
+      </w:pPr>
+      <w:r>
+        <w:t xml:space="preserve">🔐 Tietoturva, Compliance &amp; Sääntely</w:t>
+      </w:r>
+      <w:r>
+        <w:br/>
+      </w:r>
+      <w:r>
+        <w:t xml:space="preserve">Hallitsen tietoturvan strategisen johtamisen ja säädöstenmukaisuuden (Security-by-Design), varmistaen kriittisten tekoälyratkaisujen auditoitavuuden ja korkean riskienhallinnan tason.</w:t>
       </w:r>
     </w:p>
     <w:p>
@@ -2041,7 +1784,11 @@
         <w:pStyle w:val="Compact"/>
       </w:pPr>
       <w:r>
-        <w:t xml:space="preserve">Python – sovelluskehitys,</w:t>
+        <w:rPr>
+          <w:bCs/>
+          <w:b/>
+        </w:rPr>
+        <w:t xml:space="preserve">Sääntely &amp; Auditoitavuus:</w:t>
       </w:r>
     </w:p>
     <w:p>
@@ -2053,7 +1800,30 @@
         <w:pStyle w:val="Compact"/>
       </w:pPr>
       <w:r>
-        <w:t xml:space="preserve">.NET Aspire Observability,</w:t>
+        <w:rPr>
+          <w:bCs/>
+          <w:b/>
+        </w:rPr>
+        <w:t xml:space="preserve">EU-raamit:</w:t>
+      </w:r>
+      <w:r>
+        <w:t xml:space="preserve"> </w:t>
+      </w:r>
+      <w:r>
+        <w:t xml:space="preserve">Syvällinen osaaminen:</w:t>
+      </w:r>
+      <w:r>
+        <w:t xml:space="preserve"> </w:t>
+      </w:r>
+      <w:r>
+        <w:rPr>
+          <w:bCs/>
+          <w:b/>
+        </w:rPr>
+        <w:t xml:space="preserve">GDPR, NIS2, EU Data Act, EU AI Act</w:t>
+      </w:r>
+      <w:r>
+        <w:t xml:space="preserve">.</w:t>
       </w:r>
     </w:p>
     <w:p>
@@ -2065,7 +1835,27 @@
         <w:pStyle w:val="Compact"/>
       </w:pPr>
       <w:r>
-        <w:t xml:space="preserve">ML/AI‑putket,</w:t>
+        <w:rPr>
+          <w:bCs/>
+          <w:b/>
+        </w:rPr>
+        <w:t xml:space="preserve">Viitekehykset:</w:t>
+      </w:r>
+      <w:r>
+        <w:t xml:space="preserve"> </w:t>
+      </w:r>
+      <w:r>
+        <w:rPr>
+          <w:bCs/>
+          <w:b/>
+        </w:rPr>
+        <w:t xml:space="preserve">ISO 27001, SOC 2, CISSP-pohjaiset</w:t>
+      </w:r>
+      <w:r>
+        <w:t xml:space="preserve"> </w:t>
+      </w:r>
+      <w:r>
+        <w:t xml:space="preserve">tietoturvakäytännöt.</w:t>
       </w:r>
     </w:p>
     <w:p>
@@ -2077,7 +1867,17 @@
         <w:pStyle w:val="Compact"/>
       </w:pPr>
       <w:r>
-        <w:t xml:space="preserve">Google Cloud Cloud Run ‑ratkaisut ja agenttipohjainen logiikka.</w:t>
+        <w:rPr>
+          <w:bCs/>
+          <w:b/>
+        </w:rPr>
+        <w:t xml:space="preserve">Validointi:</w:t>
+      </w:r>
+      <w:r>
+        <w:t xml:space="preserve"> </w:t>
+      </w:r>
+      <w:r>
+        <w:t xml:space="preserve">Laaja kokemus korkean tietoturvatason ympäristöistä, turvallisuusselvitysten läpiviennistä ja auditointikelpoisten prosessien rakentamisesta tekoälytuotteisiin.</w:t>
       </w:r>
     </w:p>
     <w:p>
@@ -2089,7 +1889,11 @@
         <w:pStyle w:val="Compact"/>
       </w:pPr>
       <w:r>
-        <w:t xml:space="preserve">AWS SES viestiratkaisut</w:t>
+        <w:rPr>
+          <w:bCs/>
+          <w:b/>
+        </w:rPr>
+        <w:t xml:space="preserve">Arkkitehtuuri &amp; Identiteetti:</w:t>
       </w:r>
     </w:p>
     <w:p>
@@ -2101,7 +1905,17 @@
         <w:pStyle w:val="Compact"/>
       </w:pPr>
       <w:r>
-        <w:t xml:space="preserve">RESTful API sekä serverless.</w:t>
+        <w:rPr>
+          <w:bCs/>
+          <w:b/>
+        </w:rPr>
+        <w:t xml:space="preserve">Zero Trust:</w:t>
+      </w:r>
+      <w:r>
+        <w:t xml:space="preserve"> </w:t>
+      </w:r>
+      <w:r>
+        <w:t xml:space="preserve">Moderni pääsynhallinta (Azure Entra ID, Biometriikka).</w:t>
       </w:r>
     </w:p>
     <w:p>
@@ -2113,7 +1927,17 @@
         <w:pStyle w:val="Compact"/>
       </w:pPr>
       <w:r>
-        <w:t xml:space="preserve">Data Engineering – data‑integraatiot, ADF‑yhdistelmät, Delta Lake ja medallion‑malli.</w:t>
+        <w:rPr>
+          <w:bCs/>
+          <w:b/>
+        </w:rPr>
+        <w:t xml:space="preserve">Suojaus:</w:t>
+      </w:r>
+      <w:r>
+        <w:t xml:space="preserve"> </w:t>
+      </w:r>
+      <w:r>
+        <w:t xml:space="preserve">Azure Sentinel &amp; Defender -ekosysteemi (si- ja so-integraatiot, lokien valvonta, reaaliaikainen uhka-analyysi).</w:t>
       </w:r>
     </w:p>
     <w:p>
@@ -2125,7 +1949,17 @@
         <w:pStyle w:val="Compact"/>
       </w:pPr>
       <w:r>
-        <w:t xml:space="preserve">IaC – Terraform Cloud, cdktf, Azure Bicep, AWS CDK; skaalautuvat ympäristöt, auditoitava infrastruktuuri ja toistettavat build‑prosessit.</w:t>
+        <w:rPr>
+          <w:bCs/>
+          <w:b/>
+        </w:rPr>
+        <w:t xml:space="preserve">Eristäminen:</w:t>
+      </w:r>
+      <w:r>
+        <w:t xml:space="preserve"> </w:t>
+      </w:r>
+      <w:r>
+        <w:t xml:space="preserve">Docker-kontit ja sandbox-ympäristöt, observabiliteetti (Ubuntu/Aspire).</w:t>
       </w:r>
     </w:p>
     <w:p>
@@ -2137,7 +1971,11 @@
         <w:pStyle w:val="Compact"/>
       </w:pPr>
       <w:r>
-        <w:t xml:space="preserve">GitHub &amp; Azure DevOps – CI/CD‑putket, GitHub Codespaces, automaatio ja pilvijulkaisun parhaat käytännöt 2026‑tasolla.</w:t>
+        <w:rPr>
+          <w:bCs/>
+          <w:b/>
+        </w:rPr>
+        <w:t xml:space="preserve">AI-spesifit käytännöt:</w:t>
       </w:r>
     </w:p>
     <w:p>
@@ -2149,363 +1987,6 @@
         <w:pStyle w:val="Compact"/>
       </w:pPr>
       <w:r>
-        <w:t xml:space="preserve">Ketterät menetelmät – Scrum, Kanban, DevOps‑kulttuuri, Claude Code ja Github Copilot jatkuvan toimituksen mallit (mm. Skills, workflows, Cron, Learning loops).</w:t>
-      </w:r>
-    </w:p>
-    <w:p>
-      <w:pPr>
-        <w:pStyle w:val="FirstParagraph"/>
-      </w:pPr>
-      <w:r>
-        <w:t xml:space="preserve">🧭 Arkkitehtuuri &amp; tekninen johtaminen</w:t>
-      </w:r>
-      <w:r>
-        <w:br/>
-      </w:r>
-      <w:r>
-        <w:t xml:space="preserve">Risto on toiminut Chief Architect ja Solution Architect ‑rooleissa DWS 3-6 projekteissa.</w:t>
-      </w:r>
-      <w:r>
-        <w:br/>
-      </w:r>
-      <w:r>
-        <w:t xml:space="preserve">Vastuualueita:</w:t>
-      </w:r>
-    </w:p>
-    <w:p>
-      <w:pPr>
-        <w:numPr>
-          <w:ilvl w:val="0"/>
-          <w:numId w:val="1008"/>
-        </w:numPr>
-        <w:pStyle w:val="Compact"/>
-      </w:pPr>
-      <w:r>
-        <w:t xml:space="preserve">Kokonaisarkkitehtuurin suunnittelu ja tekninen roadmap.</w:t>
-      </w:r>
-    </w:p>
-    <w:p>
-      <w:pPr>
-        <w:numPr>
-          <w:ilvl w:val="0"/>
-          <w:numId w:val="1008"/>
-        </w:numPr>
-        <w:pStyle w:val="Compact"/>
-      </w:pPr>
-      <w:r>
-        <w:t xml:space="preserve">Tiimin tekninen johtaminen ja ohjaus</w:t>
-      </w:r>
-    </w:p>
-    <w:p>
-      <w:pPr>
-        <w:numPr>
-          <w:ilvl w:val="0"/>
-          <w:numId w:val="1008"/>
-        </w:numPr>
-        <w:pStyle w:val="Compact"/>
-      </w:pPr>
-      <w:r>
-        <w:t xml:space="preserve">agenttipohjainen ratkaisu</w:t>
-      </w:r>
-    </w:p>
-    <w:p>
-      <w:pPr>
-        <w:numPr>
-          <w:ilvl w:val="0"/>
-          <w:numId w:val="1008"/>
-        </w:numPr>
-        <w:pStyle w:val="Compact"/>
-      </w:pPr>
-      <w:r>
-        <w:t xml:space="preserve">Offshore tiimin johtaminen</w:t>
-      </w:r>
-    </w:p>
-    <w:p>
-      <w:pPr>
-        <w:numPr>
-          <w:ilvl w:val="0"/>
-          <w:numId w:val="1008"/>
-        </w:numPr>
-        <w:pStyle w:val="Compact"/>
-      </w:pPr>
-      <w:r>
-        <w:t xml:space="preserve">Skaalautuvat kontitetut dataratkaisut ja serverless‑alustat (AWS, Google Cloud Run, Scaleways, NVIDIA)</w:t>
-      </w:r>
-    </w:p>
-    <w:p>
-      <w:pPr>
-        <w:numPr>
-          <w:ilvl w:val="0"/>
-          <w:numId w:val="1008"/>
-        </w:numPr>
-        <w:pStyle w:val="Compact"/>
-      </w:pPr>
-      <w:r>
-        <w:t xml:space="preserve">Dokumentointi agenttikehitysympäristössä, Clean Architecture &amp; domain‑lähtöinen suunnittelu (DDD) (GitHub + Proton)</w:t>
-      </w:r>
-    </w:p>
-    <w:p>
-      <w:pPr>
-        <w:numPr>
-          <w:ilvl w:val="0"/>
-          <w:numId w:val="1008"/>
-        </w:numPr>
-        <w:pStyle w:val="Compact"/>
-      </w:pPr>
-      <w:r>
-        <w:t xml:space="preserve">Suorituskyvyn ja kustannusten optimointi (FinOps + AI‑optimointi 2026) Green/Blue</w:t>
-      </w:r>
-    </w:p>
-    <w:p>
-      <w:pPr>
-        <w:numPr>
-          <w:ilvl w:val="0"/>
-          <w:numId w:val="1008"/>
-        </w:numPr>
-        <w:pStyle w:val="Compact"/>
-      </w:pPr>
-      <w:r>
-        <w:t xml:space="preserve">EU AI Act, Sovereignty, GDPR.</w:t>
-      </w:r>
-    </w:p>
-    <w:p>
-      <w:pPr>
-        <w:numPr>
-          <w:ilvl w:val="0"/>
-          <w:numId w:val="1008"/>
-        </w:numPr>
-        <w:pStyle w:val="Compact"/>
-      </w:pPr>
-      <w:r>
-        <w:t xml:space="preserve">SOC 2, ISO 27001.</w:t>
-      </w:r>
-    </w:p>
-    <w:p>
-      <w:pPr>
-        <w:pStyle w:val="FirstParagraph"/>
-      </w:pPr>
-      <w:r>
-        <w:t xml:space="preserve">🔐 Tietoturva, Compliance &amp; Sääntely</w:t>
-      </w:r>
-      <w:r>
-        <w:br/>
-      </w:r>
-      <w:r>
-        <w:t xml:space="preserve">Hallitsen tietoturvan strategisen johtamisen ja säädöstenmukaisuuden (Security-by-Design), varmistaen kriittisten tekoälyratkaisujen auditoitavuuden ja korkean riskienhallinnan tason.</w:t>
-      </w:r>
-    </w:p>
-    <w:p>
-      <w:pPr>
-        <w:numPr>
-          <w:ilvl w:val="0"/>
-          <w:numId w:val="1009"/>
-        </w:numPr>
-        <w:pStyle w:val="Compact"/>
-      </w:pPr>
-      <w:r>
-        <w:rPr>
-          <w:bCs/>
-          <w:b/>
-        </w:rPr>
-        <w:t xml:space="preserve">Sääntely &amp; Auditoitavuus:</w:t>
-      </w:r>
-    </w:p>
-    <w:p>
-      <w:pPr>
-        <w:numPr>
-          <w:ilvl w:val="0"/>
-          <w:numId w:val="1009"/>
-        </w:numPr>
-        <w:pStyle w:val="Compact"/>
-      </w:pPr>
-      <w:r>
-        <w:rPr>
-          <w:bCs/>
-          <w:b/>
-        </w:rPr>
-        <w:t xml:space="preserve">EU-raamit:</w:t>
-      </w:r>
-      <w:r>
-        <w:t xml:space="preserve"> </w:t>
-      </w:r>
-      <w:r>
-        <w:t xml:space="preserve">Syvällinen osaaminen:</w:t>
-      </w:r>
-      <w:r>
-        <w:t xml:space="preserve"> </w:t>
-      </w:r>
-      <w:r>
-        <w:rPr>
-          <w:bCs/>
-          <w:b/>
-        </w:rPr>
-        <w:t xml:space="preserve">GDPR, NIS2, EU Data Act, EU AI Act</w:t>
-      </w:r>
-      <w:r>
-        <w:t xml:space="preserve">.</w:t>
-      </w:r>
-    </w:p>
-    <w:p>
-      <w:pPr>
-        <w:numPr>
-          <w:ilvl w:val="0"/>
-          <w:numId w:val="1009"/>
-        </w:numPr>
-        <w:pStyle w:val="Compact"/>
-      </w:pPr>
-      <w:r>
-        <w:rPr>
-          <w:bCs/>
-          <w:b/>
-        </w:rPr>
-        <w:t xml:space="preserve">Viitekehykset:</w:t>
-      </w:r>
-      <w:r>
-        <w:t xml:space="preserve"> </w:t>
-      </w:r>
-      <w:r>
-        <w:rPr>
-          <w:bCs/>
-          <w:b/>
-        </w:rPr>
-        <w:t xml:space="preserve">ISO 27001, SOC 2, CISSP-pohjaiset</w:t>
-      </w:r>
-      <w:r>
-        <w:t xml:space="preserve"> </w:t>
-      </w:r>
-      <w:r>
-        <w:t xml:space="preserve">tietoturvakäytännöt.</w:t>
-      </w:r>
-    </w:p>
-    <w:p>
-      <w:pPr>
-        <w:numPr>
-          <w:ilvl w:val="0"/>
-          <w:numId w:val="1009"/>
-        </w:numPr>
-        <w:pStyle w:val="Compact"/>
-      </w:pPr>
-      <w:r>
-        <w:rPr>
-          <w:bCs/>
-          <w:b/>
-        </w:rPr>
-        <w:t xml:space="preserve">Validointi:</w:t>
-      </w:r>
-      <w:r>
-        <w:t xml:space="preserve"> </w:t>
-      </w:r>
-      <w:r>
-        <w:t xml:space="preserve">Laaja kokemus korkean tietoturvatason ympäristöistä, turvallisuusselvitysten läpiviennistä ja auditointikelpoisten prosessien rakentamisesta tekoälytuotteisiin.</w:t>
-      </w:r>
-    </w:p>
-    <w:p>
-      <w:pPr>
-        <w:numPr>
-          <w:ilvl w:val="0"/>
-          <w:numId w:val="1009"/>
-        </w:numPr>
-        <w:pStyle w:val="Compact"/>
-      </w:pPr>
-      <w:r>
-        <w:rPr>
-          <w:bCs/>
-          <w:b/>
-        </w:rPr>
-        <w:t xml:space="preserve">Arkkitehtuuri &amp; Identiteetti:</w:t>
-      </w:r>
-    </w:p>
-    <w:p>
-      <w:pPr>
-        <w:numPr>
-          <w:ilvl w:val="0"/>
-          <w:numId w:val="1009"/>
-        </w:numPr>
-        <w:pStyle w:val="Compact"/>
-      </w:pPr>
-      <w:r>
-        <w:rPr>
-          <w:bCs/>
-          <w:b/>
-        </w:rPr>
-        <w:t xml:space="preserve">Zero Trust:</w:t>
-      </w:r>
-      <w:r>
-        <w:t xml:space="preserve"> </w:t>
-      </w:r>
-      <w:r>
-        <w:t xml:space="preserve">Moderni pääsynhallinta (Azure Entra ID, Biometriikka).</w:t>
-      </w:r>
-    </w:p>
-    <w:p>
-      <w:pPr>
-        <w:numPr>
-          <w:ilvl w:val="0"/>
-          <w:numId w:val="1009"/>
-        </w:numPr>
-        <w:pStyle w:val="Compact"/>
-      </w:pPr>
-      <w:r>
-        <w:rPr>
-          <w:bCs/>
-          <w:b/>
-        </w:rPr>
-        <w:t xml:space="preserve">Suojaus:</w:t>
-      </w:r>
-      <w:r>
-        <w:t xml:space="preserve"> </w:t>
-      </w:r>
-      <w:r>
-        <w:t xml:space="preserve">Azure Sentinel &amp; Defender -ekosysteemi (si- ja so-integraatiot, lokien valvonta, reaaliaikainen uhka-analyysi).</w:t>
-      </w:r>
-    </w:p>
-    <w:p>
-      <w:pPr>
-        <w:numPr>
-          <w:ilvl w:val="0"/>
-          <w:numId w:val="1009"/>
-        </w:numPr>
-        <w:pStyle w:val="Compact"/>
-      </w:pPr>
-      <w:r>
-        <w:rPr>
-          <w:bCs/>
-          <w:b/>
-        </w:rPr>
-        <w:t xml:space="preserve">Eristäminen:</w:t>
-      </w:r>
-      <w:r>
-        <w:t xml:space="preserve"> </w:t>
-      </w:r>
-      <w:r>
-        <w:t xml:space="preserve">Docker-kontit ja sandbox-ympäristöt, observabiliteetti (Ubuntu/Aspire).</w:t>
-      </w:r>
-    </w:p>
-    <w:p>
-      <w:pPr>
-        <w:numPr>
-          <w:ilvl w:val="0"/>
-          <w:numId w:val="1009"/>
-        </w:numPr>
-        <w:pStyle w:val="Compact"/>
-      </w:pPr>
-      <w:r>
-        <w:rPr>
-          <w:bCs/>
-          <w:b/>
-        </w:rPr>
-        <w:t xml:space="preserve">AI-spesifit käytännöt:</w:t>
-      </w:r>
-    </w:p>
-    <w:p>
-      <w:pPr>
-        <w:numPr>
-          <w:ilvl w:val="0"/>
-          <w:numId w:val="1009"/>
-        </w:numPr>
-        <w:pStyle w:val="Compact"/>
-      </w:pPr>
-      <w:r>
         <w:rPr>
           <w:bCs/>
           <w:b/>
@@ -2523,7 +2004,7 @@
       <w:pPr>
         <w:numPr>
           <w:ilvl w:val="0"/>
-          <w:numId w:val="1009"/>
+          <w:numId w:val="1007"/>
         </w:numPr>
         <w:pStyle w:val="Compact"/>
       </w:pPr>
@@ -2537,7 +2018,7 @@
       <w:r>
         <w:t xml:space="preserve"> </w:t>
       </w:r>
-      <w:hyperlink r:id="rId26">
+      <w:hyperlink r:id="rId25">
         <w:r>
           <w:rPr>
             <w:rStyle w:val="Hyperlink"/>
@@ -2554,7 +2035,7 @@
       <w:r>
         <w:t xml:space="preserve"> </w:t>
       </w:r>
-      <w:hyperlink r:id="rId27">
+      <w:hyperlink r:id="rId26">
         <w:r>
           <w:rPr>
             <w:rStyle w:val="Hyperlink"/>
@@ -2588,7 +2069,7 @@
       <w:pPr>
         <w:numPr>
           <w:ilvl w:val="0"/>
-          <w:numId w:val="1010"/>
+          <w:numId w:val="1008"/>
         </w:numPr>
         <w:pStyle w:val="Compact"/>
       </w:pPr>
@@ -2610,7 +2091,7 @@
       <w:pPr>
         <w:numPr>
           <w:ilvl w:val="0"/>
-          <w:numId w:val="1010"/>
+          <w:numId w:val="1008"/>
         </w:numPr>
         <w:pStyle w:val="Compact"/>
       </w:pPr>
@@ -2632,7 +2113,7 @@
       <w:pPr>
         <w:numPr>
           <w:ilvl w:val="0"/>
-          <w:numId w:val="1010"/>
+          <w:numId w:val="1008"/>
         </w:numPr>
         <w:pStyle w:val="Compact"/>
       </w:pPr>
@@ -2654,7 +2135,7 @@
       <w:pPr>
         <w:numPr>
           <w:ilvl w:val="0"/>
-          <w:numId w:val="1010"/>
+          <w:numId w:val="1008"/>
         </w:numPr>
         <w:pStyle w:val="Compact"/>
       </w:pPr>
@@ -2676,7 +2157,7 @@
       <w:pPr>
         <w:numPr>
           <w:ilvl w:val="0"/>
-          <w:numId w:val="1010"/>
+          <w:numId w:val="1008"/>
         </w:numPr>
         <w:pStyle w:val="Compact"/>
       </w:pPr>
@@ -2698,7 +2179,7 @@
       <w:pPr>
         <w:numPr>
           <w:ilvl w:val="0"/>
-          <w:numId w:val="1010"/>
+          <w:numId w:val="1008"/>
         </w:numPr>
         <w:pStyle w:val="Compact"/>
       </w:pPr>
@@ -2898,7 +2379,7 @@
       <w:r>
         <w:br/>
       </w:r>
-      <w:hyperlink r:id="rId28">
+      <w:hyperlink r:id="rId27">
         <w:r>
           <w:rPr>
             <w:rStyle w:val="Hyperlink"/>
@@ -2907,8 +2388,8 @@
         </w:r>
       </w:hyperlink>
     </w:p>
-    <w:bookmarkEnd w:id="29"/>
-    <w:bookmarkStart w:id="33" w:name="education"/>
+    <w:bookmarkEnd w:id="28"/>
+    <w:bookmarkStart w:id="32" w:name="education"/>
     <w:p>
       <w:pPr>
         <w:pStyle w:val="Heading2"/>
@@ -2925,7 +2406,7 @@
       <w:pPr>
         <w:numPr>
           <w:ilvl w:val="0"/>
-          <w:numId w:val="1011"/>
+          <w:numId w:val="1009"/>
         </w:numPr>
         <w:pStyle w:val="Compact"/>
       </w:pPr>
@@ -2935,7 +2416,7 @@
       <w:r>
         <w:t xml:space="preserve"> </w:t>
       </w:r>
-      <w:hyperlink r:id="rId25">
+      <w:hyperlink r:id="rId24">
         <w:r>
           <w:rPr>
             <w:rStyle w:val="Hyperlink"/>
@@ -2954,7 +2435,7 @@
       <w:pPr>
         <w:numPr>
           <w:ilvl w:val="0"/>
-          <w:numId w:val="1011"/>
+          <w:numId w:val="1009"/>
         </w:numPr>
         <w:pStyle w:val="Compact"/>
       </w:pPr>
@@ -2964,7 +2445,7 @@
       <w:r>
         <w:t xml:space="preserve"> </w:t>
       </w:r>
-      <w:hyperlink r:id="rId30">
+      <w:hyperlink r:id="rId29">
         <w:r>
           <w:rPr>
             <w:rStyle w:val="Hyperlink"/>
@@ -2983,7 +2464,7 @@
       <w:pPr>
         <w:numPr>
           <w:ilvl w:val="0"/>
-          <w:numId w:val="1011"/>
+          <w:numId w:val="1009"/>
         </w:numPr>
         <w:pStyle w:val="Compact"/>
       </w:pPr>
@@ -3039,7 +2520,7 @@
       <w:pPr>
         <w:numPr>
           <w:ilvl w:val="0"/>
-          <w:numId w:val="1011"/>
+          <w:numId w:val="1009"/>
         </w:numPr>
         <w:pStyle w:val="Compact"/>
       </w:pPr>
@@ -3049,7 +2530,7 @@
       <w:r>
         <w:t xml:space="preserve"> </w:t>
       </w:r>
-      <w:hyperlink r:id="rId31">
+      <w:hyperlink r:id="rId30">
         <w:r>
           <w:rPr>
             <w:rStyle w:val="Hyperlink"/>
@@ -3068,7 +2549,7 @@
       <w:pPr>
         <w:numPr>
           <w:ilvl w:val="0"/>
-          <w:numId w:val="1011"/>
+          <w:numId w:val="1009"/>
         </w:numPr>
         <w:pStyle w:val="Compact"/>
       </w:pPr>
@@ -3080,7 +2561,7 @@
       <w:pPr>
         <w:numPr>
           <w:ilvl w:val="0"/>
-          <w:numId w:val="1011"/>
+          <w:numId w:val="1009"/>
         </w:numPr>
         <w:pStyle w:val="Compact"/>
       </w:pPr>
@@ -3090,7 +2571,7 @@
       <w:r>
         <w:t xml:space="preserve"> </w:t>
       </w:r>
-      <w:hyperlink r:id="rId32">
+      <w:hyperlink r:id="rId31">
         <w:r>
           <w:rPr>
             <w:rStyle w:val="Hyperlink"/>
@@ -3109,7 +2590,7 @@
       <w:pPr>
         <w:numPr>
           <w:ilvl w:val="0"/>
-          <w:numId w:val="1011"/>
+          <w:numId w:val="1009"/>
         </w:numPr>
         <w:pStyle w:val="Compact"/>
       </w:pPr>
@@ -3121,7 +2602,7 @@
       <w:pPr>
         <w:numPr>
           <w:ilvl w:val="0"/>
-          <w:numId w:val="1011"/>
+          <w:numId w:val="1009"/>
         </w:numPr>
         <w:pStyle w:val="Compact"/>
       </w:pPr>
@@ -3133,7 +2614,7 @@
       <w:pPr>
         <w:numPr>
           <w:ilvl w:val="0"/>
-          <w:numId w:val="1011"/>
+          <w:numId w:val="1009"/>
         </w:numPr>
         <w:pStyle w:val="Compact"/>
       </w:pPr>
@@ -3141,8 +2622,8 @@
         <w:t xml:space="preserve">Matriculation examination, Myyrmäen lukio. 1985.</w:t>
       </w:r>
     </w:p>
-    <w:bookmarkEnd w:id="33"/>
-    <w:bookmarkStart w:id="34" w:name="language-skills"/>
+    <w:bookmarkEnd w:id="32"/>
+    <w:bookmarkStart w:id="33" w:name="language-skills"/>
     <w:p>
       <w:pPr>
         <w:pStyle w:val="Heading2"/>
@@ -3369,8 +2850,8 @@
         <w:t xml:space="preserve">.</w:t>
       </w:r>
     </w:p>
-    <w:bookmarkEnd w:id="34"/>
-    <w:bookmarkStart w:id="37" w:name="X6a857e19bce087b314ae3c88cf063de80a8f683"/>
+    <w:bookmarkEnd w:id="33"/>
+    <w:bookmarkStart w:id="36" w:name="X6a857e19bce087b314ae3c88cf063de80a8f683"/>
     <w:p>
       <w:pPr>
         <w:pStyle w:val="Heading2"/>
@@ -4279,7 +3760,7 @@
             <w:r>
               <w:t xml:space="preserve">GenAI intensive course Vertex AI, Vertex AI Studio, Vertex AI Builder, Vertex AI Evaluation for assessing model performance, Vertex AI Pipelines for orchestrating ML workflows, Vertex AI Model Registry for managing model versions, and Vertex AI Feature Store. Pretraining is for knowledge.Finetuning (SL/RL) is for habitual behavior.</w:t>
             </w:r>
-            <w:hyperlink r:id="rId35">
+            <w:hyperlink r:id="rId34">
               <w:r>
                 <w:rPr>
                   <w:rStyle w:val="Hyperlink"/>
@@ -4504,7 +3985,7 @@
               <w:pStyle w:val="Compact"/>
               <w:jc w:val="left"/>
             </w:pPr>
-            <w:hyperlink r:id="rId36">
+            <w:hyperlink r:id="rId35">
               <w:r>
                 <w:rPr>
                   <w:rStyle w:val="Hyperlink"/>
@@ -4558,15 +4039,15 @@
         </w:tc>
       </w:tr>
     </w:tbl>
+    <w:bookmarkEnd w:id="36"/>
+    <w:bookmarkStart w:id="37" w:name="section"/>
+    <w:p>
+      <w:pPr>
+        <w:pStyle w:val="Heading2"/>
+      </w:pPr>
+    </w:p>
     <w:bookmarkEnd w:id="37"/>
-    <w:bookmarkStart w:id="38" w:name="section-1"/>
-    <w:p>
-      <w:pPr>
-        <w:pStyle w:val="Heading2"/>
-      </w:pPr>
-    </w:p>
-    <w:bookmarkEnd w:id="38"/>
-    <w:bookmarkStart w:id="44" w:name="projects-citations"/>
+    <w:bookmarkStart w:id="43" w:name="projects-citations"/>
     <w:p>
       <w:pPr>
         <w:pStyle w:val="Heading2"/>
@@ -4583,7 +4064,7 @@
       <w:pPr>
         <w:numPr>
           <w:ilvl w:val="0"/>
-          <w:numId w:val="1012"/>
+          <w:numId w:val="1010"/>
         </w:numPr>
         <w:pStyle w:val="Compact"/>
       </w:pPr>
@@ -4593,7 +4074,7 @@
       <w:r>
         <w:t xml:space="preserve"> </w:t>
       </w:r>
-      <w:hyperlink r:id="rId39">
+      <w:hyperlink r:id="rId38">
         <w:r>
           <w:rPr>
             <w:rStyle w:val="Hyperlink"/>
@@ -4612,7 +4093,7 @@
       <w:pPr>
         <w:numPr>
           <w:ilvl w:val="0"/>
-          <w:numId w:val="1012"/>
+          <w:numId w:val="1010"/>
         </w:numPr>
         <w:pStyle w:val="Compact"/>
       </w:pPr>
@@ -4622,7 +4103,7 @@
       <w:r>
         <w:t xml:space="preserve"> </w:t>
       </w:r>
-      <w:hyperlink r:id="rId24">
+      <w:hyperlink r:id="rId23">
         <w:r>
           <w:rPr>
             <w:rStyle w:val="Hyperlink"/>
@@ -4635,12 +4116,35 @@
       <w:pPr>
         <w:numPr>
           <w:ilvl w:val="0"/>
-          <w:numId w:val="1012"/>
+          <w:numId w:val="1010"/>
         </w:numPr>
         <w:pStyle w:val="Compact"/>
       </w:pPr>
       <w:r>
         <w:t xml:space="preserve">Project: Firehorse Product Line:</w:t>
+      </w:r>
+      <w:r>
+        <w:t xml:space="preserve"> </w:t>
+      </w:r>
+      <w:hyperlink r:id="rId39">
+        <w:r>
+          <w:rPr>
+            <w:rStyle w:val="Hyperlink"/>
+          </w:rPr>
+          <w:t xml:space="preserve">https://lifetime.fi/</w:t>
+        </w:r>
+      </w:hyperlink>
+    </w:p>
+    <w:p>
+      <w:pPr>
+        <w:numPr>
+          <w:ilvl w:val="0"/>
+          <w:numId w:val="1010"/>
+        </w:numPr>
+        <w:pStyle w:val="Compact"/>
+      </w:pPr>
+      <w:r>
+        <w:t xml:space="preserve">Project: Lifetime Consulting Product Line:</w:t>
       </w:r>
       <w:r>
         <w:t xml:space="preserve"> </w:t>
@@ -4658,222 +4162,199 @@
       <w:pPr>
         <w:numPr>
           <w:ilvl w:val="0"/>
-          <w:numId w:val="1012"/>
+          <w:numId w:val="1010"/>
         </w:numPr>
         <w:pStyle w:val="Compact"/>
       </w:pPr>
       <w:r>
-        <w:t xml:space="preserve">Project: Lifetime Consulting Product Line:</w:t>
-      </w:r>
-      <w:r>
-        <w:t xml:space="preserve"> </w:t>
-      </w:r>
-      <w:hyperlink r:id="rId41">
-        <w:r>
-          <w:rPr>
-            <w:rStyle w:val="Hyperlink"/>
-          </w:rPr>
-          <w:t xml:space="preserve">https://lifetime.fi/</w:t>
-        </w:r>
-      </w:hyperlink>
+        <w:t xml:space="preserve">Kaggle: 5d AI Agents Intense Course. 2025</w:t>
+      </w:r>
     </w:p>
     <w:p>
       <w:pPr>
         <w:numPr>
           <w:ilvl w:val="0"/>
-          <w:numId w:val="1012"/>
+          <w:numId w:val="1010"/>
         </w:numPr>
         <w:pStyle w:val="Compact"/>
       </w:pPr>
       <w:r>
-        <w:t xml:space="preserve">Kaggle: 5d AI Agents Intense Course. 2025</w:t>
+        <w:t xml:space="preserve">Hack: NVIDIA and LlamaIndex Developer Contest 2025.GPUs. NIM.</w:t>
       </w:r>
     </w:p>
     <w:p>
       <w:pPr>
         <w:numPr>
           <w:ilvl w:val="0"/>
-          <w:numId w:val="1012"/>
+          <w:numId w:val="1010"/>
         </w:numPr>
         <w:pStyle w:val="Compact"/>
       </w:pPr>
       <w:r>
-        <w:t xml:space="preserve">Hack: NVIDIA and LlamaIndex Developer Contest 2025.GPUs. NIM.</w:t>
+        <w:t xml:space="preserve">Hack: Microsoft RAG Hack 2024</w:t>
       </w:r>
     </w:p>
     <w:p>
       <w:pPr>
         <w:numPr>
           <w:ilvl w:val="0"/>
-          <w:numId w:val="1012"/>
+          <w:numId w:val="1010"/>
         </w:numPr>
         <w:pStyle w:val="Compact"/>
       </w:pPr>
       <w:r>
-        <w:t xml:space="preserve">Hack: Microsoft RAG Hack 2024</w:t>
+        <w:t xml:space="preserve">Project DWSMAUI: Hack: Fabric Hack, Microsoft Fabric enterprise hyötykäytössä.</w:t>
       </w:r>
     </w:p>
     <w:p>
       <w:pPr>
         <w:numPr>
           <w:ilvl w:val="0"/>
-          <w:numId w:val="1012"/>
+          <w:numId w:val="1010"/>
         </w:numPr>
         <w:pStyle w:val="Compact"/>
       </w:pPr>
       <w:r>
-        <w:t xml:space="preserve">Project DWSMAUI: Hack: Fabric Hack, Microsoft Fabric enterprise hyötykäytössä.</w:t>
+        <w:t xml:space="preserve">Crowd Investment Management Studio 08/2015-07/2017, osallistuin Microsoft BizSpark 2 v. ohjelmaan, Product Owner, Developer. Lifetime Group.</w:t>
       </w:r>
     </w:p>
     <w:p>
       <w:pPr>
         <w:numPr>
           <w:ilvl w:val="0"/>
-          <w:numId w:val="1012"/>
+          <w:numId w:val="1010"/>
         </w:numPr>
         <w:pStyle w:val="Compact"/>
       </w:pPr>
       <w:r>
-        <w:t xml:space="preserve">Crowd Investment Management Studio 08/2015-07/2017, osallistuin Microsoft BizSpark 2 v. ohjelmaan, Product Owner, Developer. Lifetime Group.</w:t>
+        <w:t xml:space="preserve">Lifetime Digital Workspace 3 05/2018-07/2019, Amazon Web Services EBAN rahoitetussa ohjelmassa.</w:t>
       </w:r>
     </w:p>
     <w:p>
       <w:pPr>
         <w:numPr>
           <w:ilvl w:val="0"/>
-          <w:numId w:val="1012"/>
+          <w:numId w:val="1010"/>
         </w:numPr>
         <w:pStyle w:val="Compact"/>
       </w:pPr>
       <w:r>
-        <w:t xml:space="preserve">Lifetime Digital Workspace 3 05/2018-07/2019, Amazon Web Services EBAN rahoitetussa ohjelmassa.</w:t>
+        <w:t xml:space="preserve">DWS AI, 2019, developer Watson AI solution on IBM Cloud, IBM Business Partner kumppanuusohjelma (2019 alkaen)</w:t>
       </w:r>
     </w:p>
     <w:p>
       <w:pPr>
         <w:numPr>
           <w:ilvl w:val="0"/>
-          <w:numId w:val="1012"/>
+          <w:numId w:val="1010"/>
         </w:numPr>
         <w:pStyle w:val="Compact"/>
       </w:pPr>
       <w:r>
-        <w:t xml:space="preserve">DWS AI, 2019, developer Watson AI solution on IBM Cloud, IBM Business Partner kumppanuusohjelma (2019 alkaen)</w:t>
+        <w:t xml:space="preserve">Lifetime World, DWS IQ Platform version 3, 4, 5,6 Lifetime AIQ Solutions. Lifetime AIQ Agent Runbooks. Microsoft for Founders ohjelma, 03/2020 tasot 1- 4 jatkuen.</w:t>
       </w:r>
     </w:p>
     <w:p>
       <w:pPr>
         <w:numPr>
           <w:ilvl w:val="0"/>
-          <w:numId w:val="1012"/>
+          <w:numId w:val="1010"/>
         </w:numPr>
         <w:pStyle w:val="Compact"/>
       </w:pPr>
       <w:r>
-        <w:t xml:space="preserve">Lifetime World, DWS IQ Platform version 3, 4, 5,6 Lifetime AIQ Solutions. Lifetime AIQ Agent Runbooks. Microsoft for Founders ohjelma, 03/2020 tasot 1- 4 jatkuen.</w:t>
+        <w:t xml:space="preserve">Omnichannel First toimintamalli Lifetime Firehorse tuotemerkin tuotekehityksessä. Metropolia Ammattikorkeakoulu. YAMK, Smart Factory koulutusohjelma.2025–2026 (jatkuu)</w:t>
       </w:r>
     </w:p>
     <w:p>
       <w:pPr>
         <w:numPr>
           <w:ilvl w:val="0"/>
-          <w:numId w:val="1012"/>
+          <w:numId w:val="1010"/>
         </w:numPr>
         <w:pStyle w:val="Compact"/>
       </w:pPr>
       <w:r>
-        <w:t xml:space="preserve">Omnichannel First toimintamalli Lifetime Firehorse tuotemerkin tuotekehityksessä. Metropolia Ammattikorkeakoulu. YAMK, Smart Factory koulutusohjelma.2025–2026 (jatkuu)</w:t>
+        <w:t xml:space="preserve">AI+ Workflow automation ratkaisu n8n teknologialla (mikäli soveltuu).</w:t>
       </w:r>
     </w:p>
     <w:p>
       <w:pPr>
         <w:numPr>
           <w:ilvl w:val="0"/>
-          <w:numId w:val="1012"/>
+          <w:numId w:val="1010"/>
         </w:numPr>
         <w:pStyle w:val="Compact"/>
       </w:pPr>
       <w:r>
-        <w:t xml:space="preserve">AI+ Workflow automation ratkaisu n8n teknologialla (mikäli soveltuu).</w:t>
+        <w:t xml:space="preserve">Project: .NET Omnichannel First Business Model, Operations Model, Research and Development of Firehorse Omnichannel First product.</w:t>
       </w:r>
     </w:p>
     <w:p>
       <w:pPr>
         <w:numPr>
           <w:ilvl w:val="0"/>
-          <w:numId w:val="1012"/>
+          <w:numId w:val="1010"/>
         </w:numPr>
         <w:pStyle w:val="Compact"/>
       </w:pPr>
       <w:r>
-        <w:t xml:space="preserve">Project: .NET Omnichannel First Business Model, Operations Model, Research and Development of Firehorse Omnichannel First product.</w:t>
+        <w:t xml:space="preserve">DWSMAUI: Cross-platform application framework.</w:t>
       </w:r>
     </w:p>
     <w:p>
       <w:pPr>
         <w:numPr>
           <w:ilvl w:val="0"/>
-          <w:numId w:val="1012"/>
+          <w:numId w:val="1010"/>
         </w:numPr>
         <w:pStyle w:val="Compact"/>
       </w:pPr>
       <w:r>
-        <w:t xml:space="preserve">DWSMAUI: Cross-platform application framework.</w:t>
+        <w:t xml:space="preserve">Semantic Kernel SDK: Advanced AI and machine learning development kit</w:t>
       </w:r>
     </w:p>
     <w:p>
       <w:pPr>
         <w:numPr>
           <w:ilvl w:val="0"/>
-          <w:numId w:val="1012"/>
+          <w:numId w:val="1010"/>
         </w:numPr>
         <w:pStyle w:val="Compact"/>
       </w:pPr>
       <w:r>
-        <w:t xml:space="preserve">Semantic Kernel SDK: Advanced AI and machine learning development kit</w:t>
+        <w:t xml:space="preserve">Azure AI Agent Service and Semantic Kernel Agent Framework</w:t>
       </w:r>
     </w:p>
     <w:p>
       <w:pPr>
         <w:numPr>
           <w:ilvl w:val="0"/>
-          <w:numId w:val="1012"/>
+          <w:numId w:val="1010"/>
         </w:numPr>
         <w:pStyle w:val="Compact"/>
       </w:pPr>
       <w:r>
-        <w:t xml:space="preserve">Azure AI Agent Service and Semantic Kernel Agent Framework</w:t>
+        <w:t xml:space="preserve">Aspire with Azure Functions .NET 8/9/10: Modern cloud-native (and local/private cloud) serverless microservices/ Docker / Azure Container Apps (ACA).</w:t>
       </w:r>
     </w:p>
     <w:p>
       <w:pPr>
         <w:numPr>
           <w:ilvl w:val="0"/>
-          <w:numId w:val="1012"/>
+          <w:numId w:val="1010"/>
         </w:numPr>
         <w:pStyle w:val="Compact"/>
       </w:pPr>
       <w:r>
-        <w:t xml:space="preserve">Aspire with Azure Functions .NET 8/9/10: Modern cloud-native (and local/private cloud) serverless microservices/ Docker / Azure Container Apps (ACA).</w:t>
+        <w:t xml:space="preserve">Microsoft Kernel Memory is Part of Microsoft Agentic Framework. s a multi-modal AI service designed specifically to provide long-term memory for AI agents and applications. It is the engine that powers Retrieval-Augmented Generation (RAG) for any application built on Microsoft’s new AI stack. Its core purpose is to do exactly</w:t>
       </w:r>
     </w:p>
     <w:p>
       <w:pPr>
         <w:numPr>
           <w:ilvl w:val="0"/>
-          <w:numId w:val="1012"/>
-        </w:numPr>
-        <w:pStyle w:val="Compact"/>
-      </w:pPr>
-      <w:r>
-        <w:t xml:space="preserve">Microsoft Kernel Memory is Part of Microsoft Agentic Framework. s a multi-modal AI service designed specifically to provide long-term memory for AI agents and applications. It is the engine that powers Retrieval-Augmented Generation (RAG) for any application built on Microsoft’s new AI stack. Its core purpose is to do exactly</w:t>
-      </w:r>
-    </w:p>
-    <w:p>
-      <w:pPr>
-        <w:numPr>
-          <w:ilvl w:val="0"/>
-          <w:numId w:val="1012"/>
+          <w:numId w:val="1010"/>
         </w:numPr>
         <w:pStyle w:val="Compact"/>
       </w:pPr>
@@ -4895,7 +4376,7 @@
       <w:pPr>
         <w:numPr>
           <w:ilvl w:val="0"/>
-          <w:numId w:val="1012"/>
+          <w:numId w:val="1010"/>
         </w:numPr>
         <w:pStyle w:val="Compact"/>
       </w:pPr>
@@ -4917,7 +4398,7 @@
       <w:pPr>
         <w:numPr>
           <w:ilvl w:val="0"/>
-          <w:numId w:val="1012"/>
+          <w:numId w:val="1010"/>
         </w:numPr>
         <w:pStyle w:val="Compact"/>
       </w:pPr>
@@ -4952,7 +4433,7 @@
       <w:pPr>
         <w:numPr>
           <w:ilvl w:val="0"/>
-          <w:numId w:val="1012"/>
+          <w:numId w:val="1010"/>
         </w:numPr>
         <w:pStyle w:val="Compact"/>
       </w:pPr>
@@ -4992,7 +4473,7 @@
       <w:pPr>
         <w:numPr>
           <w:ilvl w:val="0"/>
-          <w:numId w:val="1012"/>
+          <w:numId w:val="1010"/>
         </w:numPr>
         <w:pStyle w:val="Compact"/>
       </w:pPr>
@@ -5004,7 +4485,7 @@
       <w:pPr>
         <w:numPr>
           <w:ilvl w:val="0"/>
-          <w:numId w:val="1012"/>
+          <w:numId w:val="1010"/>
         </w:numPr>
         <w:pStyle w:val="Compact"/>
       </w:pPr>
@@ -5016,7 +4497,7 @@
       <w:pPr>
         <w:numPr>
           <w:ilvl w:val="0"/>
-          <w:numId w:val="1012"/>
+          <w:numId w:val="1010"/>
         </w:numPr>
         <w:pStyle w:val="Compact"/>
       </w:pPr>
@@ -5028,7 +4509,7 @@
       <w:pPr>
         <w:numPr>
           <w:ilvl w:val="0"/>
-          <w:numId w:val="1012"/>
+          <w:numId w:val="1010"/>
         </w:numPr>
         <w:pStyle w:val="Compact"/>
       </w:pPr>
@@ -5040,7 +4521,7 @@
       <w:pPr>
         <w:numPr>
           <w:ilvl w:val="0"/>
-          <w:numId w:val="1012"/>
+          <w:numId w:val="1010"/>
         </w:numPr>
         <w:pStyle w:val="Compact"/>
       </w:pPr>
@@ -5059,7 +4540,7 @@
       <w:pPr>
         <w:numPr>
           <w:ilvl w:val="0"/>
-          <w:numId w:val="1012"/>
+          <w:numId w:val="1010"/>
         </w:numPr>
         <w:pStyle w:val="Compact"/>
       </w:pPr>
@@ -5079,7 +4560,7 @@
       <w:r>
         <w:t xml:space="preserve"> </w:t>
       </w:r>
-      <w:hyperlink r:id="rId42">
+      <w:hyperlink r:id="rId41">
         <w:r>
           <w:rPr>
             <w:rStyle w:val="Hyperlink"/>
@@ -5093,7 +4574,7 @@
       <w:r>
         <w:t xml:space="preserve"> </w:t>
       </w:r>
-      <w:hyperlink r:id="rId43">
+      <w:hyperlink r:id="rId42">
         <w:r>
           <w:rPr>
             <w:rStyle w:val="Hyperlink"/>
@@ -5122,7 +4603,7 @@
       <w:pPr>
         <w:numPr>
           <w:ilvl w:val="0"/>
-          <w:numId w:val="1012"/>
+          <w:numId w:val="1010"/>
         </w:numPr>
         <w:pStyle w:val="Compact"/>
       </w:pPr>
@@ -5141,7 +4622,7 @@
       <w:pPr>
         <w:numPr>
           <w:ilvl w:val="0"/>
-          <w:numId w:val="1012"/>
+          <w:numId w:val="1010"/>
         </w:numPr>
         <w:pStyle w:val="Compact"/>
       </w:pPr>
@@ -5160,7 +4641,7 @@
       <w:pPr>
         <w:numPr>
           <w:ilvl w:val="0"/>
-          <w:numId w:val="1012"/>
+          <w:numId w:val="1010"/>
         </w:numPr>
         <w:pStyle w:val="Compact"/>
       </w:pPr>
@@ -5179,7 +4660,7 @@
       <w:pPr>
         <w:numPr>
           <w:ilvl w:val="0"/>
-          <w:numId w:val="1012"/>
+          <w:numId w:val="1010"/>
         </w:numPr>
         <w:pStyle w:val="Compact"/>
       </w:pPr>
@@ -5198,7 +4679,7 @@
       <w:pPr>
         <w:numPr>
           <w:ilvl w:val="0"/>
-          <w:numId w:val="1012"/>
+          <w:numId w:val="1010"/>
         </w:numPr>
         <w:pStyle w:val="Compact"/>
       </w:pPr>
@@ -5213,8 +4694,8 @@
         <w:t xml:space="preserve">. Firehorse tuotelinja sisältää monia innovatiivisia tuotteita ja palveluita joita kehitetään aktiivisesti tekoälyn avulla.</w:t>
       </w:r>
     </w:p>
-    <w:bookmarkEnd w:id="44"/>
-    <w:bookmarkStart w:id="45" w:name="lifetime-world-onelifetime.world"/>
+    <w:bookmarkEnd w:id="43"/>
+    <w:bookmarkStart w:id="44" w:name="lifetime-world-onelifetime.world"/>
     <w:p>
       <w:pPr>
         <w:pStyle w:val="Heading2"/>
@@ -5235,8 +4716,8 @@
         <w:t xml:space="preserve">Lifetime World on energiaturvallisuushanke, jonka missiona on torjua ilmastonmuutosta, eroosiota ja kuivuutta pilvinatiiveilla tekoälyteknologioilla. Hanke on hyväksytty Microsoft for Startups Founders Hub -ohjelmaan ja saavuttanut korkeimman tason, Level 4 (USD 153 000, Microsoft-verifioitu yritys- ja domain-status 2021–2025). Kytketyt teknologiat: Azure AI services, Microsoft Entra ID, Azure Container Apps, Microsoft Fabric, Microsoft Power Platform, Google Cloud Run.</w:t>
       </w:r>
     </w:p>
-    <w:bookmarkEnd w:id="45"/>
-    <w:bookmarkStart w:id="46" w:name="tekoälyosaaminen-dws-iq-aegis"/>
+    <w:bookmarkEnd w:id="44"/>
+    <w:bookmarkStart w:id="45" w:name="tekoälyosaaminen-dws-iq-aegis"/>
     <w:p>
       <w:pPr>
         <w:pStyle w:val="Heading2"/>
@@ -5253,12 +4734,256 @@
       <w:pPr>
         <w:numPr>
           <w:ilvl w:val="0"/>
-          <w:numId w:val="1013"/>
+          <w:numId w:val="1011"/>
         </w:numPr>
         <w:pStyle w:val="Compact"/>
       </w:pPr>
       <w:r>
         <w:t xml:space="preserve">Moniagentti-orkestrointi: 58 agentin ja 88 kyvykkyyden DWS IQ 6 -alusta (25 toimialaa ml dual use), deterministinen pisteytys, Model Context Protocol (MCP)</w:t>
+      </w:r>
+    </w:p>
+    <w:p>
+      <w:pPr>
+        <w:numPr>
+          <w:ilvl w:val="0"/>
+          <w:numId w:val="1011"/>
+        </w:numPr>
+        <w:pStyle w:val="Compact"/>
+      </w:pPr>
+      <w:r>
+        <w:t xml:space="preserve">LLM-integraatiot: Claude (Anthropic), Google Gemini, Groq LPU, LlamaStack, Ollama (paikalliset mallit)</w:t>
+      </w:r>
+    </w:p>
+    <w:p>
+      <w:pPr>
+        <w:numPr>
+          <w:ilvl w:val="0"/>
+          <w:numId w:val="1011"/>
+        </w:numPr>
+        <w:pStyle w:val="Compact"/>
+      </w:pPr>
+      <w:r>
+        <w:t xml:space="preserve">Agenttiorkestrointi: Temporal.io, MCP-palvelimet, tool calling, streaming, context management</w:t>
+      </w:r>
+    </w:p>
+    <w:p>
+      <w:pPr>
+        <w:numPr>
+          <w:ilvl w:val="0"/>
+          <w:numId w:val="1011"/>
+        </w:numPr>
+        <w:pStyle w:val="Compact"/>
+      </w:pPr>
+      <w:r>
+        <w:t xml:space="preserve">Edge AI: NVIDIA Jetson Orin Nano — off-grid inference, alle 100 ms latenssi, 7–15 W, AWS IoT Greengrass</w:t>
+      </w:r>
+    </w:p>
+    <w:p>
+      <w:pPr>
+        <w:numPr>
+          <w:ilvl w:val="0"/>
+          <w:numId w:val="1011"/>
+        </w:numPr>
+        <w:pStyle w:val="Compact"/>
+      </w:pPr>
+      <w:r>
+        <w:t xml:space="preserve">Lifetime World Model: 15 000+ EU-sääntelydokumentin tietokanta, pgvector-haku, 25 toimialaontologiaa, lokaali World Model (Control Room / Situation Room)</w:t>
+      </w:r>
+    </w:p>
+    <w:p>
+      <w:pPr>
+        <w:numPr>
+          <w:ilvl w:val="0"/>
+          <w:numId w:val="1011"/>
+        </w:numPr>
+        <w:pStyle w:val="Compact"/>
+      </w:pPr>
+      <w:r>
+        <w:t xml:space="preserve">EU AI Act -compliance: Article 12 -lokitus tuotannossa, reasoning lineage, sovereignty audit -kirjanpitokehys</w:t>
+      </w:r>
+    </w:p>
+    <w:p>
+      <w:pPr>
+        <w:numPr>
+          <w:ilvl w:val="0"/>
+          <w:numId w:val="1011"/>
+        </w:numPr>
+        <w:pStyle w:val="Compact"/>
+      </w:pPr>
+      <w:r>
+        <w:t xml:space="preserve">RAG-arkkitehtuuri: vektorihaun ja LLM-generoinnin yhdistäminen sääntelydokumentaatioon</w:t>
+      </w:r>
+    </w:p>
+    <w:p>
+      <w:pPr>
+        <w:numPr>
+          <w:ilvl w:val="0"/>
+          <w:numId w:val="1011"/>
+        </w:numPr>
+        <w:pStyle w:val="Compact"/>
+      </w:pPr>
+      <w:r>
+        <w:t xml:space="preserve">Prompt engineering: deterministic scoring, structured output, Zod-validointi</w:t>
+      </w:r>
+    </w:p>
+    <w:p>
+      <w:pPr>
+        <w:numPr>
+          <w:ilvl w:val="0"/>
+          <w:numId w:val="1011"/>
+        </w:numPr>
+        <w:pStyle w:val="Compact"/>
+      </w:pPr>
+      <w:r>
+        <w:t xml:space="preserve">Kyvykkyysmalli: roolit uudelleenmuotoiltuna agenttikyvykkyyksiksi, skilleiksi, työnkuluiksi ja oppimissilmukoiksi (Gödel-loops); kyvykkyydet tuotteen elinkaaressa (kehitys→käyttöönotto→ylläpito→päivitys)</w:t>
+      </w:r>
+    </w:p>
+    <w:p>
+      <w:pPr>
+        <w:numPr>
+          <w:ilvl w:val="0"/>
+          <w:numId w:val="1011"/>
+        </w:numPr>
+        <w:pStyle w:val="Compact"/>
+      </w:pPr>
+      <w:r>
+        <w:t xml:space="preserve">KYA — Know Your Agent: kryptografinen agentti-identiteetti, Firecracker MicroVM -eristys, &lt;125 ms kill-auktoriteetti, TPM 2.0</w:t>
+      </w:r>
+    </w:p>
+    <w:p>
+      <w:pPr>
+        <w:numPr>
+          <w:ilvl w:val="0"/>
+          <w:numId w:val="1011"/>
+        </w:numPr>
+        <w:pStyle w:val="Compact"/>
+      </w:pPr>
+      <w:r>
+        <w:t xml:space="preserve">Suvereeni laitteisto: NVIDIA DGX Spark, lokaali LWM-koulutus (NVIDIA AI Workbench), Control Room / Situation Room</w:t>
+      </w:r>
+    </w:p>
+    <w:p>
+      <w:pPr>
+        <w:numPr>
+          <w:ilvl w:val="0"/>
+          <w:numId w:val="1011"/>
+        </w:numPr>
+        <w:pStyle w:val="Compact"/>
+      </w:pPr>
+      <w:r>
+        <w:t xml:space="preserve">Tuotelinjat: DWS IQ (Climate IQ, Industrial IQ, Aegis) sekä Firehorse-tuotantomalli (sisältö &amp; myynti)</w:t>
+      </w:r>
+    </w:p>
+    <w:p>
+      <w:pPr>
+        <w:numPr>
+          <w:ilvl w:val="0"/>
+          <w:numId w:val="1011"/>
+        </w:numPr>
+        <w:pStyle w:val="Compact"/>
+      </w:pPr>
+      <w:r>
+        <w:t xml:space="preserve">Thought leadership: whitepaper-tuotanto, julkaisuputki (markdown → brändätty HTML)</w:t>
+      </w:r>
+    </w:p>
+    <w:p>
+      <w:pPr>
+        <w:numPr>
+          <w:ilvl w:val="0"/>
+          <w:numId w:val="1011"/>
+        </w:numPr>
+        <w:pStyle w:val="Compact"/>
+      </w:pPr>
+      <w:r>
+        <w:t xml:space="preserve">Aspire Polyglot TypeScript ja Python kielille ; Observability, k8s.</w:t>
+      </w:r>
+    </w:p>
+    <w:bookmarkEnd w:id="45"/>
+    <w:bookmarkStart w:id="46" w:name="power-platform-ja-microsoft-ekosysteemi"/>
+    <w:p>
+      <w:pPr>
+        <w:pStyle w:val="Heading2"/>
+      </w:pPr>
+      <w:r>
+        <w:rPr>
+          <w:bCs/>
+          <w:b/>
+        </w:rPr>
+        <w:t xml:space="preserve">Power Platform ja Microsoft-ekosysteemi</w:t>
+      </w:r>
+    </w:p>
+    <w:p>
+      <w:pPr>
+        <w:numPr>
+          <w:ilvl w:val="0"/>
+          <w:numId w:val="1012"/>
+        </w:numPr>
+        <w:pStyle w:val="Compact"/>
+      </w:pPr>
+      <w:r>
+        <w:t xml:space="preserve">Power Apps: liiketoimintasovellusten kehitys ja käyttöönotto</w:t>
+      </w:r>
+    </w:p>
+    <w:p>
+      <w:pPr>
+        <w:numPr>
+          <w:ilvl w:val="0"/>
+          <w:numId w:val="1012"/>
+        </w:numPr>
+        <w:pStyle w:val="Compact"/>
+      </w:pPr>
+      <w:r>
+        <w:t xml:space="preserve">Power Automate: prosessiautomaatio, integraatiot SAP S/4HANA-, IFS Cloud- ja Dynamics 365 -ympäristöihin</w:t>
+      </w:r>
+    </w:p>
+    <w:p>
+      <w:pPr>
+        <w:numPr>
+          <w:ilvl w:val="0"/>
+          <w:numId w:val="1012"/>
+        </w:numPr>
+        <w:pStyle w:val="Compact"/>
+      </w:pPr>
+      <w:r>
+        <w:t xml:space="preserve">Microsoft 365 / Azure: ekosysteemiosaaminen, Azure AI Foundry, .NET Aspire, .NET MAUI</w:t>
+      </w:r>
+    </w:p>
+    <w:p>
+      <w:pPr>
+        <w:numPr>
+          <w:ilvl w:val="0"/>
+          <w:numId w:val="1012"/>
+        </w:numPr>
+        <w:pStyle w:val="Compact"/>
+      </w:pPr>
+      <w:r>
+        <w:t xml:space="preserve">Microsoft Founders Hub: tasot L1–L4 (Microsoft-validoitu teknologiaosaaminen)</w:t>
+      </w:r>
+    </w:p>
+    <w:p>
+      <w:pPr>
+        <w:numPr>
+          <w:ilvl w:val="0"/>
+          <w:numId w:val="1012"/>
+        </w:numPr>
+        <w:pStyle w:val="Compact"/>
+      </w:pPr>
+      <w:r>
+        <w:t xml:space="preserve">ERP-integraatiot: SAP S/4HANA, IFS Cloud, Microsoft Dynamics 365, Visma, Monitor ERP, Jeeves</w:t>
+      </w:r>
+    </w:p>
+    <w:bookmarkEnd w:id="46"/>
+    <w:bookmarkStart w:id="48" w:name="tekninen-osaaminen"/>
+    <w:p>
+      <w:pPr>
+        <w:pStyle w:val="Heading2"/>
+      </w:pPr>
+      <w:r>
+        <w:rPr>
+          <w:bCs/>
+          <w:b/>
+        </w:rPr>
+        <w:t xml:space="preserve">Tekninen osaaminen</w:t>
       </w:r>
     </w:p>
     <w:p>
@@ -5270,7 +4995,7 @@
         <w:pStyle w:val="Compact"/>
       </w:pPr>
       <w:r>
-        <w:t xml:space="preserve">LLM-integraatiot: Claude (Anthropic), Google Gemini, Groq LPU, LlamaStack, Ollama (paikalliset mallit)</w:t>
+        <w:t xml:space="preserve">TypeScript, Python, React 19, Node.js — tuotantotason koodinkirjoitus päivittäin</w:t>
       </w:r>
     </w:p>
     <w:p>
@@ -5282,7 +5007,7 @@
         <w:pStyle w:val="Compact"/>
       </w:pPr>
       <w:r>
-        <w:t xml:space="preserve">Agenttiorkestrointi: Temporal.io, MCP-palvelimet, tool calling, streaming, context management</w:t>
+        <w:t xml:space="preserve">Tietokannat: Supabase (PostgreSQL + pgvector), vektoritietokannat, SQL</w:t>
       </w:r>
     </w:p>
     <w:p>
@@ -5294,256 +5019,12 @@
         <w:pStyle w:val="Compact"/>
       </w:pPr>
       <w:r>
-        <w:t xml:space="preserve">Edge AI: NVIDIA Jetson Orin Nano — off-grid inference, alle 100 ms latenssi, 7–15 W, AWS IoT Greengrass</w:t>
-      </w:r>
-    </w:p>
-    <w:p>
-      <w:pPr>
-        <w:numPr>
-          <w:ilvl w:val="0"/>
-          <w:numId w:val="1013"/>
-        </w:numPr>
-        <w:pStyle w:val="Compact"/>
-      </w:pPr>
-      <w:r>
-        <w:t xml:space="preserve">Lifetime World Model: 15 000+ EU-sääntelydokumentin tietokanta, pgvector-haku, 25 toimialaontologiaa, lokaali World Model (Control Room / Situation Room)</w:t>
-      </w:r>
-    </w:p>
-    <w:p>
-      <w:pPr>
-        <w:numPr>
-          <w:ilvl w:val="0"/>
-          <w:numId w:val="1013"/>
-        </w:numPr>
-        <w:pStyle w:val="Compact"/>
-      </w:pPr>
-      <w:r>
-        <w:t xml:space="preserve">EU AI Act -compliance: Article 12 -lokitus tuotannossa, reasoning lineage, sovereignty audit -kirjanpitokehys</w:t>
-      </w:r>
-    </w:p>
-    <w:p>
-      <w:pPr>
-        <w:numPr>
-          <w:ilvl w:val="0"/>
-          <w:numId w:val="1013"/>
-        </w:numPr>
-        <w:pStyle w:val="Compact"/>
-      </w:pPr>
-      <w:r>
-        <w:t xml:space="preserve">RAG-arkkitehtuuri: vektorihaun ja LLM-generoinnin yhdistäminen sääntelydokumentaatioon</w:t>
-      </w:r>
-    </w:p>
-    <w:p>
-      <w:pPr>
-        <w:numPr>
-          <w:ilvl w:val="0"/>
-          <w:numId w:val="1013"/>
-        </w:numPr>
-        <w:pStyle w:val="Compact"/>
-      </w:pPr>
-      <w:r>
-        <w:t xml:space="preserve">Prompt engineering: deterministic scoring, structured output, Zod-validointi</w:t>
-      </w:r>
-    </w:p>
-    <w:p>
-      <w:pPr>
-        <w:numPr>
-          <w:ilvl w:val="0"/>
-          <w:numId w:val="1013"/>
-        </w:numPr>
-        <w:pStyle w:val="Compact"/>
-      </w:pPr>
-      <w:r>
-        <w:t xml:space="preserve">Kyvykkyysmalli: roolit uudelleenmuotoiltuna agenttikyvykkyyksiksi, skilleiksi, työnkuluiksi ja oppimissilmukoiksi (Gödel-loops); kyvykkyydet tuotteen elinkaaressa (kehitys→käyttöönotto→ylläpito→päivitys)</w:t>
-      </w:r>
-    </w:p>
-    <w:p>
-      <w:pPr>
-        <w:numPr>
-          <w:ilvl w:val="0"/>
-          <w:numId w:val="1013"/>
-        </w:numPr>
-        <w:pStyle w:val="Compact"/>
-      </w:pPr>
-      <w:r>
-        <w:t xml:space="preserve">KYA — Know Your Agent: kryptografinen agentti-identiteetti, Firecracker MicroVM -eristys, &lt;125 ms kill-auktoriteetti, TPM 2.0</w:t>
-      </w:r>
-    </w:p>
-    <w:p>
-      <w:pPr>
-        <w:numPr>
-          <w:ilvl w:val="0"/>
-          <w:numId w:val="1013"/>
-        </w:numPr>
-        <w:pStyle w:val="Compact"/>
-      </w:pPr>
-      <w:r>
-        <w:t xml:space="preserve">Suvereeni laitteisto: NVIDIA DGX Spark, lokaali LWM-koulutus (NVIDIA AI Workbench), Control Room / Situation Room</w:t>
-      </w:r>
-    </w:p>
-    <w:p>
-      <w:pPr>
-        <w:numPr>
-          <w:ilvl w:val="0"/>
-          <w:numId w:val="1013"/>
-        </w:numPr>
-        <w:pStyle w:val="Compact"/>
-      </w:pPr>
-      <w:r>
-        <w:t xml:space="preserve">Tuotelinjat: DWS IQ (Climate IQ, Industrial IQ, Aegis) sekä Firehorse-tuotantomalli (sisältö &amp; myynti)</w:t>
-      </w:r>
-    </w:p>
-    <w:p>
-      <w:pPr>
-        <w:numPr>
-          <w:ilvl w:val="0"/>
-          <w:numId w:val="1013"/>
-        </w:numPr>
-        <w:pStyle w:val="Compact"/>
-      </w:pPr>
-      <w:r>
-        <w:t xml:space="preserve">Thought leadership: whitepaper-tuotanto, julkaisuputki (markdown → brändätty HTML)</w:t>
-      </w:r>
-    </w:p>
-    <w:p>
-      <w:pPr>
-        <w:numPr>
-          <w:ilvl w:val="0"/>
-          <w:numId w:val="1013"/>
-        </w:numPr>
-        <w:pStyle w:val="Compact"/>
-      </w:pPr>
-      <w:r>
-        <w:t xml:space="preserve">Aspire Polyglot TypeScript ja Python kielille ; Observability, k8s.</w:t>
-      </w:r>
-    </w:p>
-    <w:bookmarkEnd w:id="46"/>
-    <w:bookmarkStart w:id="47" w:name="power-platform-ja-microsoft-ekosysteemi"/>
-    <w:p>
-      <w:pPr>
-        <w:pStyle w:val="Heading2"/>
-      </w:pPr>
-      <w:r>
-        <w:rPr>
-          <w:bCs/>
-          <w:b/>
-        </w:rPr>
-        <w:t xml:space="preserve">Power Platform ja Microsoft-ekosysteemi</w:t>
-      </w:r>
-    </w:p>
-    <w:p>
-      <w:pPr>
-        <w:numPr>
-          <w:ilvl w:val="0"/>
-          <w:numId w:val="1014"/>
-        </w:numPr>
-        <w:pStyle w:val="Compact"/>
-      </w:pPr>
-      <w:r>
-        <w:t xml:space="preserve">Power Apps: liiketoimintasovellusten kehitys ja käyttöönotto</w:t>
-      </w:r>
-    </w:p>
-    <w:p>
-      <w:pPr>
-        <w:numPr>
-          <w:ilvl w:val="0"/>
-          <w:numId w:val="1014"/>
-        </w:numPr>
-        <w:pStyle w:val="Compact"/>
-      </w:pPr>
-      <w:r>
-        <w:t xml:space="preserve">Power Automate: prosessiautomaatio, integraatiot SAP S/4HANA-, IFS Cloud- ja Dynamics 365 -ympäristöihin</w:t>
-      </w:r>
-    </w:p>
-    <w:p>
-      <w:pPr>
-        <w:numPr>
-          <w:ilvl w:val="0"/>
-          <w:numId w:val="1014"/>
-        </w:numPr>
-        <w:pStyle w:val="Compact"/>
-      </w:pPr>
-      <w:r>
-        <w:t xml:space="preserve">Microsoft 365 / Azure: ekosysteemiosaaminen, Azure AI Foundry, .NET Aspire, .NET MAUI</w:t>
-      </w:r>
-    </w:p>
-    <w:p>
-      <w:pPr>
-        <w:numPr>
-          <w:ilvl w:val="0"/>
-          <w:numId w:val="1014"/>
-        </w:numPr>
-        <w:pStyle w:val="Compact"/>
-      </w:pPr>
-      <w:r>
-        <w:t xml:space="preserve">Microsoft Founders Hub: tasot L1–L4 (Microsoft-validoitu teknologiaosaaminen)</w:t>
-      </w:r>
-    </w:p>
-    <w:p>
-      <w:pPr>
-        <w:numPr>
-          <w:ilvl w:val="0"/>
-          <w:numId w:val="1014"/>
-        </w:numPr>
-        <w:pStyle w:val="Compact"/>
-      </w:pPr>
-      <w:r>
-        <w:t xml:space="preserve">ERP-integraatiot: SAP S/4HANA, IFS Cloud, Microsoft Dynamics 365, Visma, Monitor ERP, Jeeves</w:t>
-      </w:r>
-    </w:p>
-    <w:bookmarkEnd w:id="47"/>
-    <w:bookmarkStart w:id="49" w:name="tekninen-osaaminen"/>
-    <w:p>
-      <w:pPr>
-        <w:pStyle w:val="Heading2"/>
-      </w:pPr>
-      <w:r>
-        <w:rPr>
-          <w:bCs/>
-          <w:b/>
-        </w:rPr>
-        <w:t xml:space="preserve">Tekninen osaaminen</w:t>
-      </w:r>
-    </w:p>
-    <w:p>
-      <w:pPr>
-        <w:numPr>
-          <w:ilvl w:val="0"/>
-          <w:numId w:val="1015"/>
-        </w:numPr>
-        <w:pStyle w:val="Compact"/>
-      </w:pPr>
-      <w:r>
-        <w:t xml:space="preserve">TypeScript, Python, React 19, Node.js — tuotantotason koodinkirjoitus päivittäin</w:t>
-      </w:r>
-    </w:p>
-    <w:p>
-      <w:pPr>
-        <w:numPr>
-          <w:ilvl w:val="0"/>
-          <w:numId w:val="1015"/>
-        </w:numPr>
-        <w:pStyle w:val="Compact"/>
-      </w:pPr>
-      <w:r>
-        <w:t xml:space="preserve">Tietokannat: Supabase (PostgreSQL + pgvector), vektoritietokannat, SQL</w:t>
-      </w:r>
-    </w:p>
-    <w:p>
-      <w:pPr>
-        <w:numPr>
-          <w:ilvl w:val="0"/>
-          <w:numId w:val="1015"/>
-        </w:numPr>
-        <w:pStyle w:val="Compact"/>
-      </w:pPr>
-      <w:r>
         <w:t xml:space="preserve">Cloud: Google Cloud Run, Cloudflare Workers, AWS IoT Greengrass, Docker.</w:t>
       </w:r>
       <w:r>
         <w:t xml:space="preserve"> </w:t>
       </w:r>
-      <w:hyperlink r:id="rId48">
+      <w:hyperlink r:id="rId47">
         <w:r>
           <w:rPr>
             <w:rStyle w:val="Hyperlink"/>
@@ -5559,7 +5040,7 @@
       <w:pPr>
         <w:numPr>
           <w:ilvl w:val="0"/>
-          <w:numId w:val="1015"/>
+          <w:numId w:val="1013"/>
         </w:numPr>
         <w:pStyle w:val="Compact"/>
       </w:pPr>
@@ -5571,7 +5052,7 @@
       <w:pPr>
         <w:numPr>
           <w:ilvl w:val="0"/>
-          <w:numId w:val="1015"/>
+          <w:numId w:val="1013"/>
         </w:numPr>
         <w:pStyle w:val="Compact"/>
       </w:pPr>
@@ -5591,8 +5072,8 @@
         <w:t xml:space="preserve">Copyright 2026 – Tekijänoikeudet Risto Anton Päärni.</w:t>
       </w:r>
     </w:p>
-    <w:bookmarkEnd w:id="49"/>
-    <w:bookmarkStart w:id="50" w:name="risto-antons-skills"/>
+    <w:bookmarkEnd w:id="48"/>
+    <w:bookmarkStart w:id="49" w:name="risto-antons-skills"/>
     <w:p>
       <w:pPr>
         <w:pStyle w:val="Heading2"/>
@@ -8402,8 +7883,8 @@
         </w:tc>
       </w:tr>
     </w:tbl>
-    <w:bookmarkEnd w:id="50"/>
-    <w:bookmarkStart w:id="51" w:name="ai-and-cloud-technologies"/>
+    <w:bookmarkEnd w:id="49"/>
+    <w:bookmarkStart w:id="50" w:name="ai-and-cloud-technologies"/>
     <w:p>
       <w:pPr>
         <w:pStyle w:val="Heading2"/>
@@ -9736,8 +9217,8 @@
         </w:tc>
       </w:tr>
     </w:tbl>
-    <w:bookmarkEnd w:id="51"/>
-    <w:bookmarkStart w:id="52" w:name="business-development-with-modern-stacks"/>
+    <w:bookmarkEnd w:id="50"/>
+    <w:bookmarkStart w:id="51" w:name="business-development-with-modern-stacks"/>
     <w:p>
       <w:pPr>
         <w:pStyle w:val="Heading2"/>
@@ -10140,8 +9621,8 @@
         </w:tc>
       </w:tr>
     </w:tbl>
-    <w:bookmarkEnd w:id="52"/>
-    <w:bookmarkStart w:id="53" w:name="X39fcdd09032d9960149d087afb9ebe5fa1f2dc4"/>
+    <w:bookmarkEnd w:id="51"/>
+    <w:bookmarkStart w:id="52" w:name="X39fcdd09032d9960149d087afb9ebe5fa1f2dc4"/>
     <w:p>
       <w:pPr>
         <w:pStyle w:val="Heading2"/>
@@ -11678,8 +11159,8 @@
         </w:tc>
       </w:tr>
     </w:tbl>
-    <w:bookmarkEnd w:id="53"/>
-    <w:bookmarkStart w:id="54" w:name="solution-sales"/>
+    <w:bookmarkEnd w:id="52"/>
+    <w:bookmarkStart w:id="53" w:name="solution-sales"/>
     <w:p>
       <w:pPr>
         <w:pStyle w:val="Heading2"/>
@@ -12300,15 +11781,15 @@
         </w:tc>
       </w:tr>
     </w:tbl>
+    <w:bookmarkEnd w:id="53"/>
+    <w:bookmarkStart w:id="54" w:name="section-1"/>
+    <w:p>
+      <w:pPr>
+        <w:pStyle w:val="Heading2"/>
+      </w:pPr>
+    </w:p>
     <w:bookmarkEnd w:id="54"/>
-    <w:bookmarkStart w:id="55" w:name="section-2"/>
-    <w:p>
-      <w:pPr>
-        <w:pStyle w:val="Heading2"/>
-      </w:pPr>
-    </w:p>
-    <w:bookmarkEnd w:id="55"/>
-    <w:bookmarkStart w:id="56" w:name="marketing"/>
+    <w:bookmarkStart w:id="55" w:name="marketing"/>
     <w:p>
       <w:pPr>
         <w:pStyle w:val="Heading2"/>
@@ -12951,8 +12432,8 @@
         </w:tc>
       </w:tr>
     </w:tbl>
-    <w:bookmarkEnd w:id="56"/>
-    <w:bookmarkStart w:id="57" w:name="career-highlights"/>
+    <w:bookmarkEnd w:id="55"/>
+    <w:bookmarkStart w:id="56" w:name="career-highlights"/>
     <w:p>
       <w:pPr>
         <w:pStyle w:val="Heading2"/>
@@ -13186,8 +12667,8 @@
         </w:tc>
       </w:tr>
     </w:tbl>
-    <w:bookmarkEnd w:id="57"/>
-    <w:bookmarkStart w:id="64" w:name="appendixes"/>
+    <w:bookmarkEnd w:id="56"/>
+    <w:bookmarkStart w:id="63" w:name="appendixes"/>
     <w:p>
       <w:pPr>
         <w:pStyle w:val="Heading2"/>
@@ -13200,7 +12681,7 @@
         <w:t xml:space="preserve">Appendixes</w:t>
       </w:r>
     </w:p>
-    <w:bookmarkStart w:id="58" w:name="liite-1-yamk-tutkinto"/>
+    <w:bookmarkStart w:id="57" w:name="liite-1-yamk-tutkinto"/>
     <w:p>
       <w:pPr>
         <w:pStyle w:val="Heading3"/>
@@ -13213,8 +12694,8 @@
         <w:t xml:space="preserve">Liite 1 YAMK tutkinto</w:t>
       </w:r>
     </w:p>
-    <w:bookmarkEnd w:id="58"/>
-    <w:bookmarkStart w:id="59" w:name="X7c4d0c6290318e3504f216d629117ffc08020d5"/>
+    <w:bookmarkEnd w:id="57"/>
+    <w:bookmarkStart w:id="58" w:name="X7c4d0c6290318e3504f216d629117ffc08020d5"/>
     <w:p>
       <w:pPr>
         <w:pStyle w:val="Heading3"/>
@@ -14242,8 +13723,8 @@
         </w:tc>
       </w:tr>
     </w:tbl>
-    <w:bookmarkEnd w:id="59"/>
-    <w:bookmarkStart w:id="60" w:name="verbeistä-agenttikyvykkyyksiin"/>
+    <w:bookmarkEnd w:id="58"/>
+    <w:bookmarkStart w:id="59" w:name="verbeistä-agenttikyvykkyyksiin"/>
     <w:p>
       <w:pPr>
         <w:pStyle w:val="Heading3"/>
@@ -14824,8 +14305,8 @@
         <w:t xml:space="preserve">Fyysiset verbit eivät ole poistettuja vaan tietoisesti säilytettyjä: kun fyysinen tekoäly (robotiikka) yleistyy, osa niistä muuttuu jälleen relevantiksi kyvykkyydeksi olemassa olevan Edge AI -infrastruktuurin (NVIDIA Jetson Orin Nano, DGX Spark) kautta — sarake on siis varattu paikka, ei kuollut sisältö.</w:t>
       </w:r>
     </w:p>
-    <w:bookmarkEnd w:id="60"/>
-    <w:bookmarkStart w:id="63" w:name="liite-dws-iq--kyvykkyydet-ja-agentit"/>
+    <w:bookmarkEnd w:id="59"/>
+    <w:bookmarkStart w:id="62" w:name="liite-dws-iq--kyvykkyydet-ja-agentit"/>
     <w:p>
       <w:pPr>
         <w:pStyle w:val="Heading3"/>
@@ -14862,7 +14343,7 @@
         <w:t xml:space="preserve">Katalogi kasvaa jatkuvasti uusien sääntelyvaatimusten ja toimialojen myötä. Alla kyvykkyysontologian 10 luokkaa ja 80 nimettyä agenttikyvykkyyttä (lähde: Konsultin käsikirja 2026, §6 Kyvykkyysmalli).</w:t>
       </w:r>
     </w:p>
-    <w:bookmarkStart w:id="61" w:name="kyvykkyysluokat-10"/>
+    <w:bookmarkStart w:id="60" w:name="kyvykkyysluokat-10"/>
     <w:p>
       <w:pPr>
         <w:pStyle w:val="Heading4"/>
@@ -14879,7 +14360,7 @@
       <w:pPr>
         <w:numPr>
           <w:ilvl w:val="0"/>
-          <w:numId w:val="1016"/>
+          <w:numId w:val="1014"/>
         </w:numPr>
         <w:pStyle w:val="Compact"/>
       </w:pPr>
@@ -14901,7 +14382,7 @@
       <w:pPr>
         <w:numPr>
           <w:ilvl w:val="0"/>
-          <w:numId w:val="1016"/>
+          <w:numId w:val="1014"/>
         </w:numPr>
         <w:pStyle w:val="Compact"/>
       </w:pPr>
@@ -14923,7 +14404,7 @@
       <w:pPr>
         <w:numPr>
           <w:ilvl w:val="0"/>
-          <w:numId w:val="1016"/>
+          <w:numId w:val="1014"/>
         </w:numPr>
         <w:pStyle w:val="Compact"/>
       </w:pPr>
@@ -14945,7 +14426,7 @@
       <w:pPr>
         <w:numPr>
           <w:ilvl w:val="0"/>
-          <w:numId w:val="1016"/>
+          <w:numId w:val="1014"/>
         </w:numPr>
         <w:pStyle w:val="Compact"/>
       </w:pPr>
@@ -14967,7 +14448,7 @@
       <w:pPr>
         <w:numPr>
           <w:ilvl w:val="0"/>
-          <w:numId w:val="1016"/>
+          <w:numId w:val="1014"/>
         </w:numPr>
         <w:pStyle w:val="Compact"/>
       </w:pPr>
@@ -14989,7 +14470,7 @@
       <w:pPr>
         <w:numPr>
           <w:ilvl w:val="0"/>
-          <w:numId w:val="1016"/>
+          <w:numId w:val="1014"/>
         </w:numPr>
         <w:pStyle w:val="Compact"/>
       </w:pPr>
@@ -15011,7 +14492,7 @@
       <w:pPr>
         <w:numPr>
           <w:ilvl w:val="0"/>
-          <w:numId w:val="1016"/>
+          <w:numId w:val="1014"/>
         </w:numPr>
         <w:pStyle w:val="Compact"/>
       </w:pPr>
@@ -15033,7 +14514,7 @@
       <w:pPr>
         <w:numPr>
           <w:ilvl w:val="0"/>
-          <w:numId w:val="1016"/>
+          <w:numId w:val="1014"/>
         </w:numPr>
         <w:pStyle w:val="Compact"/>
       </w:pPr>
@@ -15055,7 +14536,7 @@
       <w:pPr>
         <w:numPr>
           <w:ilvl w:val="0"/>
-          <w:numId w:val="1016"/>
+          <w:numId w:val="1014"/>
         </w:numPr>
         <w:pStyle w:val="Compact"/>
       </w:pPr>
@@ -15077,7 +14558,7 @@
       <w:pPr>
         <w:numPr>
           <w:ilvl w:val="0"/>
-          <w:numId w:val="1016"/>
+          <w:numId w:val="1014"/>
         </w:numPr>
         <w:pStyle w:val="Compact"/>
       </w:pPr>
@@ -15095,8 +14576,8 @@
         <w:t xml:space="preserve">— muutoshallinta, häiriötuki, koulutus, prosessiautomaatio</w:t>
       </w:r>
     </w:p>
-    <w:bookmarkEnd w:id="61"/>
-    <w:bookmarkStart w:id="62" w:name="Xe6e80101081dde68e65322ad1d3a720a79266a5"/>
+    <w:bookmarkEnd w:id="60"/>
+    <w:bookmarkStart w:id="61" w:name="Xe6e80101081dde68e65322ad1d3a720a79266a5"/>
     <w:p>
       <w:pPr>
         <w:pStyle w:val="Heading4"/>
@@ -15113,7 +14594,7 @@
       <w:pPr>
         <w:numPr>
           <w:ilvl w:val="0"/>
-          <w:numId w:val="1017"/>
+          <w:numId w:val="1015"/>
         </w:numPr>
         <w:pStyle w:val="Compact"/>
       </w:pPr>
@@ -15135,7 +14616,7 @@
       <w:pPr>
         <w:numPr>
           <w:ilvl w:val="0"/>
-          <w:numId w:val="1017"/>
+          <w:numId w:val="1015"/>
         </w:numPr>
         <w:pStyle w:val="Compact"/>
       </w:pPr>
@@ -15157,7 +14638,7 @@
       <w:pPr>
         <w:numPr>
           <w:ilvl w:val="0"/>
-          <w:numId w:val="1017"/>
+          <w:numId w:val="1015"/>
         </w:numPr>
         <w:pStyle w:val="Compact"/>
       </w:pPr>
@@ -15179,7 +14660,7 @@
       <w:pPr>
         <w:numPr>
           <w:ilvl w:val="0"/>
-          <w:numId w:val="1017"/>
+          <w:numId w:val="1015"/>
         </w:numPr>
         <w:pStyle w:val="Compact"/>
       </w:pPr>
@@ -15201,7 +14682,7 @@
       <w:pPr>
         <w:numPr>
           <w:ilvl w:val="0"/>
-          <w:numId w:val="1017"/>
+          <w:numId w:val="1015"/>
         </w:numPr>
         <w:pStyle w:val="Compact"/>
       </w:pPr>
@@ -15223,7 +14704,7 @@
       <w:pPr>
         <w:numPr>
           <w:ilvl w:val="0"/>
-          <w:numId w:val="1017"/>
+          <w:numId w:val="1015"/>
         </w:numPr>
         <w:pStyle w:val="Compact"/>
       </w:pPr>
@@ -15245,7 +14726,7 @@
       <w:pPr>
         <w:numPr>
           <w:ilvl w:val="0"/>
-          <w:numId w:val="1017"/>
+          <w:numId w:val="1015"/>
         </w:numPr>
         <w:pStyle w:val="Compact"/>
       </w:pPr>
@@ -15267,7 +14748,7 @@
       <w:pPr>
         <w:numPr>
           <w:ilvl w:val="0"/>
-          <w:numId w:val="1017"/>
+          <w:numId w:val="1015"/>
         </w:numPr>
         <w:pStyle w:val="Compact"/>
       </w:pPr>
@@ -15289,7 +14770,7 @@
       <w:pPr>
         <w:numPr>
           <w:ilvl w:val="0"/>
-          <w:numId w:val="1017"/>
+          <w:numId w:val="1015"/>
         </w:numPr>
         <w:pStyle w:val="Compact"/>
       </w:pPr>
@@ -15311,7 +14792,7 @@
       <w:pPr>
         <w:numPr>
           <w:ilvl w:val="0"/>
-          <w:numId w:val="1017"/>
+          <w:numId w:val="1015"/>
         </w:numPr>
         <w:pStyle w:val="Compact"/>
       </w:pPr>
@@ -15329,9 +14810,686 @@
         <w:t xml:space="preserve">Data Engineer, Business Analyst, Change Management, Training &amp; Enablement, Integration Architect, Test Automation, UX Research, Process Automation, Database Architect, Network Security, Cloud Migration, Financial Controller, HR Systems, Supply Chain Risk, Technical Writer, Service Desk, Contract Management, Disruption Response</w:t>
       </w:r>
     </w:p>
+    <w:p>
+      <w:r>
+        <w:pict>
+          <v:rect style="width:0;height:1.5pt" o:hralign="center" o:hrstd="t" o:hr="t"/>
+        </w:pict>
+      </w:r>
+    </w:p>
+    <w:bookmarkEnd w:id="61"/>
     <w:bookmarkEnd w:id="62"/>
     <w:bookmarkEnd w:id="63"/>
     <w:bookmarkEnd w:id="64"/>
+    <w:bookmarkStart w:id="65" w:name="version-and-agent-history"/>
+    <w:p>
+      <w:pPr>
+        <w:pStyle w:val="Heading1"/>
+      </w:pPr>
+      <w:r>
+        <w:t xml:space="preserve">VERSION AND AGENT HISTORY</w:t>
+      </w:r>
+    </w:p>
+    <w:p>
+      <w:pPr>
+        <w:pStyle w:val="FirstParagraph"/>
+      </w:pPr>
+      <w:r>
+        <w:t xml:space="preserve">Version: 173</w:t>
+      </w:r>
+    </w:p>
+    <w:p>
+      <w:pPr>
+        <w:pStyle w:val="BodyText"/>
+      </w:pPr>
+      <w:r>
+        <w:t xml:space="preserve">Sessions &amp; Modifications:</w:t>
+      </w:r>
+    </w:p>
+    <w:p>
+      <w:pPr>
+        <w:numPr>
+          <w:ilvl w:val="0"/>
+          <w:numId w:val="1016"/>
+        </w:numPr>
+        <w:pStyle w:val="Compact"/>
+      </w:pPr>
+      <w:r>
+        <w:t xml:space="preserve">Version: 173 | Tool: Claude Code (Sonnet 5) | Session: claude/cv-senior-ai-engineer-msjheo | Date: 14.07.2026 | Changes: Siirretty VERSION AND AGENT HISTORY- ja Document Status -lohkot dokumentin alusta loppuun, DWS_DOCUMENT_STANDARD.md §20.6:n (Customer-facing documents: version block goes at the END) mukaisesti — tämä sääntö on ollut voimassa jo 12.07.2026 alkaen (v165), mutta tätä tiedostoa ei ollut koskaan tosiasiallisesti siirretty vaatimusten mukaiseksi. Kaikki aiemmat versiohistoriamerkinnät (161–172) säilytetty muuttumattomina alla. Publication Status korjattu DRAFT →</w:t>
+      </w:r>
+      <w:r>
+        <w:t xml:space="preserve"> </w:t>
+      </w:r>
+      <w:r>
+        <w:rPr>
+          <w:bCs/>
+          <w:b/>
+        </w:rPr>
+        <w:t xml:space="preserve">FINAL</w:t>
+      </w:r>
+      <w:r>
+        <w:t xml:space="preserve"> </w:t>
+      </w:r>
+      <w:r>
+        <w:t xml:space="preserve">(uusi arvo, lisätty DWS_DOCUMENT_STANDARD.md §2.3:een samassa istunnossa) — dokumentti on korjattu ja valmis toimitettavaksi. Lisätty kopio-oikeus- ja yhteystietolohko §20.6-mallin mukaisesti dokumentin loppuun. Tiedosto 172→173.</w:t>
+      </w:r>
+    </w:p>
+    <w:p>
+      <w:pPr>
+        <w:numPr>
+          <w:ilvl w:val="0"/>
+          <w:numId w:val="1016"/>
+        </w:numPr>
+        <w:pStyle w:val="Compact"/>
+      </w:pPr>
+      <w:r>
+        <w:t xml:space="preserve">Version: 172 | Tool: Claude Code (Sonnet 5) | Session: claude/cv-senior-ai-engineer-msjheo | Date: 13.07.2026 | Changes: /dialog-korjaus, kohta 2.1: HIC:n antama lopullinen sanamuoto sovellettu suoraan johdantokappaleeseen —</w:t>
+      </w:r>
+      <w:r>
+        <w:t xml:space="preserve"> </w:t>
+      </w:r>
+      <w:r>
+        <w:t xml:space="preserve">“</w:t>
+      </w:r>
+      <w:r>
+        <w:t xml:space="preserve">pilviarkkitehtuurin asiantuntija</w:t>
+      </w:r>
+      <w:r>
+        <w:t xml:space="preserve">”</w:t>
+      </w:r>
+      <w:r>
+        <w:t xml:space="preserve"> </w:t>
+      </w:r>
+      <w:r>
+        <w:t xml:space="preserve">→</w:t>
+      </w:r>
+      <w:r>
+        <w:t xml:space="preserve"> </w:t>
+      </w:r>
+      <w:r>
+        <w:t xml:space="preserve">“</w:t>
+      </w:r>
+      <w:r>
+        <w:t xml:space="preserve">pilviarkkitehtuurien asiantuntija</w:t>
+      </w:r>
+      <w:r>
+        <w:t xml:space="preserve">”</w:t>
+      </w:r>
+      <w:r>
+        <w:t xml:space="preserve"> </w:t>
+      </w:r>
+      <w:r>
+        <w:t xml:space="preserve">(monikko) ja</w:t>
+      </w:r>
+      <w:r>
+        <w:t xml:space="preserve"> </w:t>
+      </w:r>
+      <w:r>
+        <w:t xml:space="preserve">“</w:t>
+      </w:r>
+      <w:r>
+        <w:t xml:space="preserve">säädöstenmukaisten</w:t>
+      </w:r>
+      <w:r>
+        <w:t xml:space="preserve">”</w:t>
+      </w:r>
+      <w:r>
+        <w:t xml:space="preserve"> </w:t>
+      </w:r>
+      <w:r>
+        <w:t xml:space="preserve">→</w:t>
+      </w:r>
+      <w:r>
+        <w:t xml:space="preserve"> </w:t>
+      </w:r>
+      <w:r>
+        <w:t xml:space="preserve">“</w:t>
+      </w:r>
+      <w:r>
+        <w:t xml:space="preserve">säädösten mukaisten</w:t>
+      </w:r>
+      <w:r>
+        <w:t xml:space="preserve">”</w:t>
+      </w:r>
+      <w:r>
+        <w:t xml:space="preserve"> </w:t>
+      </w:r>
+      <w:r>
+        <w:t xml:space="preserve">(kaksisanainen muoto). Synkronoitu HIC:n Google Drive -kopion kanssa (v171→v172 molemmissa).</w:t>
+      </w:r>
+    </w:p>
+    <w:p>
+      <w:pPr>
+        <w:numPr>
+          <w:ilvl w:val="0"/>
+          <w:numId w:val="1016"/>
+        </w:numPr>
+        <w:pStyle w:val="Compact"/>
+      </w:pPr>
+      <w:r>
+        <w:t xml:space="preserve">Version: 171 | Tool: Claude Code (Sonnet 5) | Session: claude/cv-senior-ai-engineer-msjheo | Date: 13.07.2026 | Changes: Tiedostonimi korjattu vastaamaan todellista versiota —</w:t>
+      </w:r>
+      <w:r>
+        <w:t xml:space="preserve"> </w:t>
+      </w:r>
+      <w:r>
+        <w:rPr>
+          <w:rStyle w:val="VerbatimChar"/>
+        </w:rPr>
+        <w:t xml:space="preserve">CV_ORK160826_v165.{md,html,docx}</w:t>
+      </w:r>
+      <w:r>
+        <w:t xml:space="preserve"> </w:t>
+      </w:r>
+      <w:r>
+        <w:t xml:space="preserve">→</w:t>
+      </w:r>
+      <w:r>
+        <w:t xml:space="preserve"> </w:t>
+      </w:r>
+      <w:r>
+        <w:rPr>
+          <w:rStyle w:val="VerbatimChar"/>
+        </w:rPr>
+        <w:t xml:space="preserve">CV_ORK160826_v170.{md,html,docx}</w:t>
+      </w:r>
+      <w:r>
+        <w:t xml:space="preserve"> </w:t>
+      </w:r>
+      <w:r>
+        <w:t xml:space="preserve">(</w:t>
+      </w:r>
+      <w:r>
+        <w:rPr>
+          <w:rStyle w:val="VerbatimChar"/>
+        </w:rPr>
+        <w:t xml:space="preserve">git mv</w:t>
+      </w:r>
+      <w:r>
+        <w:t xml:space="preserve">, historia säilytetty). Tiedostonimen versiotagi oli jäänyt jälkeen sisäisestä Version:-otsikosta viiden peräkkäisen editointikierroksen ajan (165→170) ilman että kukaan nimesi tiedostoa uudelleen. Lisätty DWS_DOCUMENT_STANDARD.md:hen uusi nimeämissääntö (§4.6), joka vaatii tiedostonimen versiotagin ja otsikon Version:-kentän pysymään synkronissa. Tiedosto 170→171.</w:t>
+      </w:r>
+    </w:p>
+    <w:p>
+      <w:pPr>
+        <w:numPr>
+          <w:ilvl w:val="0"/>
+          <w:numId w:val="1016"/>
+        </w:numPr>
+        <w:pStyle w:val="Compact"/>
+      </w:pPr>
+      <w:r>
+        <w:t xml:space="preserve">Version: 170 | Tool: Claude Code (Sonnet 5) | Session: claude/cv-senior-ai-engineer-msjheo | Date: 12.07.2026 | Changes: Lisätty ensimmäinen kuvaviittaus koko CV:n versiohistoriassa (168 versiota ilman kuvaa). Käytetty</w:t>
+      </w:r>
+      <w:r>
+        <w:t xml:space="preserve"> </w:t>
+      </w:r>
+      <w:r>
+        <w:rPr>
+          <w:rStyle w:val="VerbatimChar"/>
+        </w:rPr>
+        <w:t xml:space="preserve">dws10.com/static/images/Risto_Malta.png</w:t>
+      </w:r>
+      <w:r>
+        <w:t xml:space="preserve"> </w:t>
+      </w:r>
+      <w:r>
+        <w:t xml:space="preserve">(rekisteröity APPROVED DWS_BRAND_STANDARD.md §25:ssä) — ei</w:t>
+      </w:r>
+      <w:r>
+        <w:t xml:space="preserve"> </w:t>
+      </w:r>
+      <w:r>
+        <w:rPr>
+          <w:rStyle w:val="VerbatimChar"/>
+        </w:rPr>
+        <w:t xml:space="preserve">CV/risto70.png</w:t>
+      </w:r>
+      <w:r>
+        <w:t xml:space="preserve">, jonka tausta sisältää kolmannen osapuolen baarin mainoskylttejä eikä sovi julkishallinnon tarjousasiakirjaan. Renderöity</w:t>
+      </w:r>
+      <w:r>
+        <w:t xml:space="preserve"> </w:t>
+      </w:r>
+      <w:r>
+        <w:rPr>
+          <w:rStyle w:val="VerbatimChar"/>
+        </w:rPr>
+        <w:t xml:space="preserve">scripts/render-doc.sh</w:t>
+      </w:r>
+      <w:r>
+        <w:t xml:space="preserve">:llä itsenäisiksi HTML- (Base64-upotettu kuva) ja DOCX-tiedostoiksi (natiivisti upotettu kuva) DWS_DOCUMENT_STANDARD.md §22 mukaisesti. Tiedosto 169→170.</w:t>
+      </w:r>
+    </w:p>
+    <w:p>
+      <w:pPr>
+        <w:numPr>
+          <w:ilvl w:val="0"/>
+          <w:numId w:val="1016"/>
+        </w:numPr>
+        <w:pStyle w:val="Compact"/>
+      </w:pPr>
+      <w:r>
+        <w:t xml:space="preserve">Version: 169 | Tool: Claude Code (Sonnet 5) | Session: claude/cv-senior-ai-engineer-msjheo | Date: 12.07.2026 | Changes: Korjattu GitHub-näyttörivi. Syy: GitHub antaa issueille ja pull requesteille yhteisen numerosarjan per repo — pelkkä PR-numero (esim. #1652) ei kerro PR-määrää, koska osa numeroista kuuluu issueille (mm. bottien automaattisesti luomat</w:t>
+      </w:r>
+      <w:r>
+        <w:t xml:space="preserve"> </w:t>
+      </w:r>
+      <w:r>
+        <w:t xml:space="preserve">“</w:t>
+      </w:r>
+      <w:r>
+        <w:t xml:space="preserve">Staging Deploy Failed</w:t>
+      </w:r>
+      <w:r>
+        <w:t xml:space="preserve">”</w:t>
+      </w:r>
+      <w:r>
+        <w:t xml:space="preserve"> </w:t>
+      </w:r>
+      <w:r>
+        <w:t xml:space="preserve">- ja viikoittaiset</w:t>
+      </w:r>
+      <w:r>
+        <w:t xml:space="preserve"> </w:t>
+      </w:r>
+      <w:r>
+        <w:t xml:space="preserve">“</w:t>
+      </w:r>
+      <w:r>
+        <w:t xml:space="preserve">DWS7 Roadmap Progress</w:t>
+      </w:r>
+      <w:r>
+        <w:t xml:space="preserve">”</w:t>
+      </w:r>
+      <w:r>
+        <w:t xml:space="preserve"> </w:t>
+      </w:r>
+      <w:r>
+        <w:t xml:space="preserve">-issuet). Elävä tarkistus 12.07.2026: 1268 PR:ää + 386/387 suljettua issueta = 1654. Rivi päivitetty muotoon</w:t>
+      </w:r>
+      <w:r>
+        <w:t xml:space="preserve"> </w:t>
+      </w:r>
+      <w:r>
+        <w:t xml:space="preserve">“</w:t>
+      </w:r>
+      <w:r>
+        <w:t xml:space="preserve">1650+ pull requestia ja ratkaistua issueta yhteensä</w:t>
+      </w:r>
+      <w:r>
+        <w:t xml:space="preserve">”</w:t>
+      </w:r>
+      <w:r>
+        <w:t xml:space="preserve"> </w:t>
+      </w:r>
+      <w:r>
+        <w:t xml:space="preserve">edellisen pelkän PR-luvun (1100+/1264) sijaan. Tiedosto 168→169.</w:t>
+      </w:r>
+    </w:p>
+    <w:p>
+      <w:pPr>
+        <w:numPr>
+          <w:ilvl w:val="0"/>
+          <w:numId w:val="1016"/>
+        </w:numPr>
+        <w:pStyle w:val="Compact"/>
+      </w:pPr>
+      <w:r>
+        <w:t xml:space="preserve">Version: 168 | Tool: Claude Code (Sonnet 5) | Session: claude/cv-senior-ai-engineer-msjheo | Date: 12.07.2026 | Changes: Lisätty Metropolia YAMK-opinnäytetyön virallinen arviointilausunto (HIC:n lataama PDF, Metropolia, 12.07.2026, ohjaaja Erkki Räsänen). Kokonaisarvosana</w:t>
+      </w:r>
+      <w:r>
+        <w:t xml:space="preserve"> </w:t>
+      </w:r>
+      <w:r>
+        <w:rPr>
+          <w:bCs/>
+          <w:b/>
+        </w:rPr>
+        <w:t xml:space="preserve">5 (Kiitettävä)</w:t>
+      </w:r>
+      <w:r>
+        <w:t xml:space="preserve">. Korjattu opinnäytetyön nimi kanoniseksi:</w:t>
+      </w:r>
+      <w:r>
+        <w:t xml:space="preserve"> </w:t>
+      </w:r>
+      <w:r>
+        <w:t xml:space="preserve">“</w:t>
+      </w:r>
+      <w:r>
+        <w:t xml:space="preserve">Omnichannel First -toimintamallin käyttöönotto Lifetime World palveluissa</w:t>
+      </w:r>
+      <w:r>
+        <w:t xml:space="preserve">”</w:t>
+      </w:r>
+      <w:r>
+        <w:t xml:space="preserve"> </w:t>
+      </w:r>
+      <w:r>
+        <w:t xml:space="preserve">(korvaa virheellisen</w:t>
+      </w:r>
+      <w:r>
+        <w:t xml:space="preserve"> </w:t>
+      </w:r>
+      <w:r>
+        <w:t xml:space="preserve">“</w:t>
+      </w:r>
+      <w:r>
+        <w:t xml:space="preserve">Firehorse Product Line: AI+ Operating Model for Customer Success</w:t>
+      </w:r>
+      <w:r>
+        <w:t xml:space="preserve">”</w:t>
+      </w:r>
+      <w:r>
+        <w:t xml:space="preserve"> </w:t>
+      </w:r>
+      <w:r>
+        <w:t xml:space="preserve">-otsikon, joka ei vastannut virallista arviointilausuntoa). Päivitetty Education-osio,</w:t>
+      </w:r>
+      <w:r>
+        <w:t xml:space="preserve"> </w:t>
+      </w:r>
+      <w:r>
+        <w:t xml:space="preserve">“</w:t>
+      </w:r>
+      <w:r>
+        <w:t xml:space="preserve">Validointi</w:t>
+      </w:r>
+      <w:r>
+        <w:t xml:space="preserve">”</w:t>
+      </w:r>
+      <w:r>
+        <w:t xml:space="preserve">-rivi ja kaksi ristiriitaista Appendix-taulukon Master Thesis -riviä (toinen väitti</w:t>
+      </w:r>
+      <w:r>
+        <w:t xml:space="preserve"> </w:t>
+      </w:r>
+      <w:r>
+        <w:t xml:space="preserve">“</w:t>
+      </w:r>
+      <w:r>
+        <w:t xml:space="preserve">MAUI Cross-Platform…</w:t>
+      </w:r>
+      <w:r>
+        <w:t xml:space="preserve">”</w:t>
+      </w:r>
+      <w:r>
+        <w:t xml:space="preserve">, toinen</w:t>
+      </w:r>
+      <w:r>
+        <w:t xml:space="preserve"> </w:t>
+      </w:r>
+      <w:r>
+        <w:t xml:space="preserve">“</w:t>
+      </w:r>
+      <w:r>
+        <w:t xml:space="preserve">finalize as PhD ?</w:t>
+      </w:r>
+      <w:r>
+        <w:t xml:space="preserve">”</w:t>
+      </w:r>
+      <w:r>
+        <w:t xml:space="preserve"> </w:t>
+      </w:r>
+      <w:r>
+        <w:t xml:space="preserve">-spekulaation — molemmat korvattu virallisella arviointidatalla). Tiedosto 167→168.</w:t>
+      </w:r>
+    </w:p>
+    <w:p>
+      <w:pPr>
+        <w:numPr>
+          <w:ilvl w:val="0"/>
+          <w:numId w:val="1016"/>
+        </w:numPr>
+        <w:pStyle w:val="Compact"/>
+      </w:pPr>
+      <w:r>
+        <w:t xml:space="preserve">Version: 167 | Tool: Claude Code (Sonnet 5) | Session: claude/cv-senior-ai-engineer-msjheo | Date: 12.07.2026 | Changes: /dialog-korjauskierros HIC:n kanssa. 7.1: Korjattu Taksi Helsinki takaisin asiakasesimerkkeihin — HIC vahvisti sen olevan Lifetime Oy / Lifetime Fleet -asiakkuus, ei henkilökohtainen kuljettajaliiketoiminta (kumoaa v165:n poiston). Tiedosto 166→167.</w:t>
+      </w:r>
+    </w:p>
+    <w:p>
+      <w:pPr>
+        <w:numPr>
+          <w:ilvl w:val="0"/>
+          <w:numId w:val="1016"/>
+        </w:numPr>
+        <w:pStyle w:val="Compact"/>
+      </w:pPr>
+      <w:r>
+        <w:t xml:space="preserve">Version: 166 | Tool: Claude Code (Sonnet 5) | Session: claude/cv-senior-ai-engineer-msjheo | Date: 12.07.2026 | Changes: Vastaus LinkedIn-hakemuksen kelpoisuusraporttiin (Senior AI/ML Engineer, 1/10 pakollista vaatimusta täytetty). Lisätty uusi osio</w:t>
+      </w:r>
+      <w:r>
+        <w:t xml:space="preserve"> </w:t>
+      </w:r>
+      <w:r>
+        <w:t xml:space="preserve">“</w:t>
+      </w:r>
+      <w:r>
+        <w:t xml:space="preserve">Senior AI/ML Engineer — Kelpoisuusnäyttö</w:t>
+      </w:r>
+      <w:r>
+        <w:t xml:space="preserve">”</w:t>
+      </w:r>
+      <w:r>
+        <w:t xml:space="preserve"> </w:t>
+      </w:r>
+      <w:r>
+        <w:t xml:space="preserve">heti johdannon jälkeen: kartoittaa jokaisen 10 pakollisen ja 4 lisävaatimuksen konkreettiseen, GitHub-todennettavaan näyttöön (blogtheristo/dws6, tarkistettu 12.07.2026) — mm. workflow/03_model_train.py (scikit-learn-mallikoulutusputki, feature engineering, 5-fold CV), src/agents/base.agent.ts (agenttisilmukka, tool use, agentti-agentti-delegointi/A2A), 3 tuotanto-MCP-palvelinta, src/evals/eval-runner.ts + tools/waza-claude (evals as code), .claude/hooks/pretooluse-guard.sh + secret-output-scan.sh (prompt-injection- ja output-guardrailit), pgvector-pohjainen RAG-tietopohja. Korjattu Microsoft Founders Hub -aloitusvuosi 2022→2021 (yhtenäistetty Learn/evidence/2021-2025-Microsoft-Founders-Hub-profile.md-evidenssin kanssa) ja lisätty Level 4 / USD 153 000 -vahvistus sertifikaattitaulukkoon ja Lifetime World -kappaleeseen. Korjattu yliampuva</w:t>
+      </w:r>
+      <w:r>
+        <w:t xml:space="preserve"> </w:t>
+      </w:r>
+      <w:r>
+        <w:t xml:space="preserve">“</w:t>
+      </w:r>
+      <w:r>
+        <w:t xml:space="preserve">1500+ PR / 6000+ committia</w:t>
+      </w:r>
+      <w:r>
+        <w:t xml:space="preserve">”</w:t>
+      </w:r>
+      <w:r>
+        <w:t xml:space="preserve"> </w:t>
+      </w:r>
+      <w:r>
+        <w:t xml:space="preserve">-väite todennettuun lukuun (1100+ mergattua PR:ää, GitHub-haku 12.07.2026). Tiedosto 165→166.</w:t>
+      </w:r>
+    </w:p>
+    <w:p>
+      <w:pPr>
+        <w:numPr>
+          <w:ilvl w:val="0"/>
+          <w:numId w:val="1016"/>
+        </w:numPr>
+        <w:pStyle w:val="Compact"/>
+      </w:pPr>
+      <w:r>
+        <w:t xml:space="preserve">Version: 165 | Tool: Claude Code (Opus 4.8) | Session: claude/consultant-handbook-v1-6-622fep | Date: 08.07.2026 | Changes: /dialog-korjauskierros (14 hyväksyttyä kohtaa): korjattu sähköposti kanoniseksi (risto.paarni@lifetime.fi), yhtenäistetty puhelinnumeron muotoilu, korjattu englannin kielitaso (A1→C1/C2, ristiriita</w:t>
+      </w:r>
+      <w:r>
+        <w:t xml:space="preserve"> </w:t>
+      </w:r>
+      <w:r>
+        <w:t xml:space="preserve">“</w:t>
+      </w:r>
+      <w:r>
+        <w:t xml:space="preserve">fluent</w:t>
+      </w:r>
+      <w:r>
+        <w:t xml:space="preserve">”</w:t>
+      </w:r>
+      <w:r>
+        <w:t xml:space="preserve">-väitteen kanssa), poistettu duplikoitu Cloud &amp; Multi-Cloud Architect -kappale, korjattu kaksoisemoji-typo, korjattu 4 sertifikaattitaulukon data-virhettä (väärä Issuer-sisältö, yhteenliimautunut rivi, orpo taulukkorivi, epäselvä ilmaus), erotettu Taksi Helsinki (henkilökohtainen kuljettajaliiketoiminta) DWS-asiakasreferensseistä, trimmattu kryptovaluutta-/lohkoketjuyksityiskohdat julkishallinnon tarjousriskin vuoksi, lisätty ORK-roolimaininta ja Cubet-kapasiteettivarmuuslause. Tiedosto 164→165.</w:t>
+      </w:r>
+    </w:p>
+    <w:p>
+      <w:pPr>
+        <w:numPr>
+          <w:ilvl w:val="0"/>
+          <w:numId w:val="1016"/>
+        </w:numPr>
+        <w:pStyle w:val="Compact"/>
+      </w:pPr>
+      <w:r>
+        <w:t xml:space="preserve">Version: 164 | Tool: Claude Code | Session: claude/risto-cv-lifetime-world-uiqxxo | Date: 02.07.2026 | Changes: Tiivistetty viisi paisunutta taulukkoa (Risto Anton’s Skills, AI and Cloud Technologies, Business Development with Modern Stacks, Business Intelligence Capabilities and Solutions, Marketing) yleisselittävästä narratiivista tiiviiksi 5-sarakkeen taulukoiksi (Kyvykkyysalue | Kokemus/Taso | Rooli(t) | Ydinteknologiat/sertifikaatit/projektit | DWS-agenttikytkös). Syy: nämä 5 osiota olivat 695 379 merkkiä (89 % koko dokumentista) ja aiheuttivat sekä ~120-sivuisen dokumentin että docx/Google Docs -tulostuksen tyhjät sivut (jättikokoiset yksittäiset taulukkosolut, osa yli 5000 merkkiä). Tulos: 695 379 → 29 239 merkkiä kohdeosioissa (~23,8x), koko tiedosto 785 508 → 119 364 tavua (~6,6x). Kaikki konkreettiset faktat (vuodet, sertifikaatit, projektinimet, teknologiat) säilytetty; poistettu vain yleinen selittävä boilerplate (esim. mitä GDPR/CI/CD/Kubernetes tarkoittaa) ja toistuva markkinointiproosa. Jokainen rivi kytketty vähintään yhteen nimettyyn DWS-agenttiin liitteen 80-agenttikatalogista. Muuttamattomina: Solution Sales, Education, Career Highlights, Appendixes, verbisilta, DWS IQ -agenttikatalogi. Tiedosto 163→164.</w:t>
+      </w:r>
+    </w:p>
+    <w:p>
+      <w:pPr>
+        <w:numPr>
+          <w:ilvl w:val="0"/>
+          <w:numId w:val="1016"/>
+        </w:numPr>
+        <w:pStyle w:val="Compact"/>
+      </w:pPr>
+      <w:r>
+        <w:t xml:space="preserve">Version: 163 | Tool: Claude Code | Session: claude/risto-cv-lifetime-world-uiqxxo | Date: 02.07.2026 | Changes: Yhdistetty CV v161:n päivitykset Google Drive -versioon 162 (ORK_Risto_CV_FI_162). Lifetime World -hankekuvaus suomeksi (missio, Coal Certificates / Lifetime World Coin, energiaturvallisuus, Founders Hub Level 4 USD 153 000, sijoittajakumppanihaku). Korvattu rikkinäinen HTML-liitos puhtailla Tekoälyosaaminen / Power Platform / Tekninen osaaminen -osioilla. Toteutettu verbitaulukon kaksi pyyntöä: lisätty liitteeksi DWS IQ kyvykkyysluokat (10) ja agenttikatalogi (80 nimettyä agenttikyvykkyyttä); pyyntöteksti poistettu taulukosta. Korjattu emoji-koodausvirheet ja Career Highlights -kirjoitusvirhe. Tiedosto 162→163.</w:t>
+      </w:r>
+    </w:p>
+    <w:p>
+      <w:pPr>
+        <w:numPr>
+          <w:ilvl w:val="0"/>
+          <w:numId w:val="1016"/>
+        </w:numPr>
+        <w:pStyle w:val="Compact"/>
+      </w:pPr>
+      <w:r>
+        <w:t xml:space="preserve">Version: 162 | Tool: Google Docs (HIC) | Date: 02.07.2026 | Changes: Merkittävästi parannettu suomenkielinen johdanto, englanninkielinen jargon poistettu. Lähde: Google Drive</w:t>
+      </w:r>
+      <w:r>
+        <w:t xml:space="preserve"> </w:t>
+      </w:r>
+      <w:r>
+        <w:t xml:space="preserve">“</w:t>
+      </w:r>
+      <w:r>
+        <w:t xml:space="preserve">ORK_Risto_CV_FI_162</w:t>
+      </w:r>
+      <w:r>
+        <w:t xml:space="preserve">”</w:t>
+      </w:r>
+      <w:r>
+        <w:t xml:space="preserve">.</w:t>
+      </w:r>
+    </w:p>
+    <w:p>
+      <w:pPr>
+        <w:numPr>
+          <w:ilvl w:val="0"/>
+          <w:numId w:val="1016"/>
+        </w:numPr>
+        <w:pStyle w:val="Compact"/>
+      </w:pPr>
+      <w:r>
+        <w:t xml:space="preserve">Version: 161 | Tool: Claude Code | Session: claude/risto-cv-lifetime-world-uiqxxo | Date: 02.07.2026 | Changes: Lifetime World (onelifetime.world) -hankekuvaus lisätty (CV/CV_Risto_Paarni_161.md).</w:t>
+      </w:r>
+    </w:p>
+    <w:p>
+      <w:pPr>
+        <w:pStyle w:val="FirstParagraph"/>
+      </w:pPr>
+      <w:r>
+        <w:t xml:space="preserve">Document Status:</w:t>
+      </w:r>
+    </w:p>
+    <w:p>
+      <w:pPr>
+        <w:numPr>
+          <w:ilvl w:val="0"/>
+          <w:numId w:val="1017"/>
+        </w:numPr>
+        <w:pStyle w:val="Compact"/>
+      </w:pPr>
+      <w:r>
+        <w:t xml:space="preserve">Last Modified: 14.07.2026</w:t>
+      </w:r>
+    </w:p>
+    <w:p>
+      <w:pPr>
+        <w:numPr>
+          <w:ilvl w:val="0"/>
+          <w:numId w:val="1017"/>
+        </w:numPr>
+        <w:pStyle w:val="Compact"/>
+      </w:pPr>
+      <w:r>
+        <w:t xml:space="preserve">Language: Finnish</w:t>
+      </w:r>
+    </w:p>
+    <w:p>
+      <w:pPr>
+        <w:numPr>
+          <w:ilvl w:val="0"/>
+          <w:numId w:val="1017"/>
+        </w:numPr>
+        <w:pStyle w:val="Compact"/>
+      </w:pPr>
+      <w:r>
+        <w:t xml:space="preserve">Publication Status: korjattu; FINAL</w:t>
+      </w:r>
+    </w:p>
+    <w:p>
+      <w:pPr>
+        <w:numPr>
+          <w:ilvl w:val="0"/>
+          <w:numId w:val="1017"/>
+        </w:numPr>
+        <w:pStyle w:val="Compact"/>
+      </w:pPr>
+      <w:r>
+        <w:t xml:space="preserve">Document Type: ORK Consultant CV</w:t>
+      </w:r>
+    </w:p>
+    <w:p>
+      <w:r>
+        <w:pict>
+          <v:rect style="width:0;height:1.5pt" o:hralign="center" o:hrstd="t" o:hr="t"/>
+        </w:pict>
+      </w:r>
+    </w:p>
+    <w:p>
+      <w:pPr>
+        <w:pStyle w:val="FirstParagraph"/>
+      </w:pPr>
+      <w:r>
+        <w:rPr>
+          <w:iCs/>
+          <w:i/>
+        </w:rPr>
+        <w:t xml:space="preserve">Copyright 2026 – Tekijänoikeudet Risto Anton Päärni / Lifetime Oy.</w:t>
+      </w:r>
+    </w:p>
+    <w:p>
+      <w:pPr>
+        <w:pStyle w:val="BodyText"/>
+      </w:pPr>
+      <w:r>
+        <w:rPr>
+          <w:bCs/>
+          <w:b/>
+        </w:rPr>
+        <w:t xml:space="preserve">Lifetime Oy</w:t>
+      </w:r>
+      <w:r>
+        <w:t xml:space="preserve"> </w:t>
+      </w:r>
+      <w:r>
+        <w:t xml:space="preserve">| Y-tunnus: 0772407-9 | VAT: FI07724079</w:t>
+      </w:r>
+      <w:r>
+        <w:br/>
+      </w:r>
+      <w:r>
+        <w:t xml:space="preserve">Laidunmaanraitti 2 A 25, 02330 Espoo, Finland</w:t>
+      </w:r>
+      <w:r>
+        <w:br/>
+      </w:r>
+      <w:r>
+        <w:t xml:space="preserve">risto.paarni@lifetime.fi | +358 400 319 010</w:t>
+      </w:r>
+    </w:p>
     <w:bookmarkEnd w:id="65"/>
     <w:sectPr/>
   </w:body>
@@ -15643,12 +15801,6 @@
     <w:abstractNumId w:val="991"/>
   </w:num>
   <w:num w:numId="1014">
-    <w:abstractNumId w:val="991"/>
-  </w:num>
-  <w:num w:numId="1015">
-    <w:abstractNumId w:val="991"/>
-  </w:num>
-  <w:num w:numId="1016">
     <w:abstractNumId w:val="99411"/>
     <w:lvlOverride w:ilvl="0">
       <w:startOverride w:val="1"/>
@@ -15677,6 +15829,12 @@
     <w:lvlOverride w:ilvl="8">
       <w:startOverride w:val="1"/>
     </w:lvlOverride>
+  </w:num>
+  <w:num w:numId="1015">
+    <w:abstractNumId w:val="991"/>
+  </w:num>
+  <w:num w:numId="1016">
+    <w:abstractNumId w:val="991"/>
   </w:num>
   <w:num w:numId="1017">
     <w:abstractNumId w:val="991"/>

--- a/bids/ORK160826/CV_ORK160826_v172.docx
+++ b/bids/ORK160826/CV_ORK160826_v172.docx
@@ -116,7 +116,13 @@
         <w:br/>
       </w:r>
       <w:r>
-        <w:t xml:space="preserve">Työskentelyotteeni on konsultatiivinen: toimin saumattomasti tilaajan työnjohdon alaisuudessa, noudattaen sovittuja prosesseja ja arkkitehtuuriohjeistuksia. Tuon mukanani enterprise-tason ymmärryksen tekoälyagenttien integroinnista, tietoturvasta (GDPR, NIS2, Katakri) ja skaalautuvasta sekä suvereenista pilvi-infrastruktuurista (Azure, Google Cloud, AWS, Scaleway, NVIDIA DGX Spark). Pääarkkitehtina vaativissa ratkaisukokonaisuuksissa yhdistän strategisen suunnittelun, sääntelyvaatimusten hallinnan ja konkreettisen teknisen toteutuksen asiakkaan tarpeiden mukaisesti.</w:t>
+        <w:t xml:space="preserve">Työskentelyotteeni on konsultatiivinen: toimin saumattomasti tilaajan työnjohdon alaisuudessa, noudattaen sovittuja prosesseja ja arkkitehtuuriohjeistuksia. Tuon mukanani enterprise-tason ymmärryksen tekoälyagenttien integroinnista, tietoturvasta (GDPR, NIS2, Katakri) ja skaalautuvasta sekä suvereenista eurooppalaisesta infrastruktuurista in-house / pilvessä (NVIDIA DGX Spark, Upcloud/Aiven, Scaleway, Hetzner) sekä julkipilvi-infrastruktuureista (Microsoft Azure, Google Cloud, AWS) sekä näiden hankkeiden kehitystyön johtamisesta GitHub-repositoryn kautta.</w:t>
+      </w:r>
+      <w:r>
+        <w:br/>
+      </w:r>
+      <w:r>
+        <w:t xml:space="preserve">Pääarkkitehtina vaativissa ratkaisukokonaisuuksissa yhdistän strategisen suunnittelun, sääntelyvaatimusten hallinnan ja konkreettisen teknisen toteutuksen asiakkaan tarpeiden mukaisesti.</w:t>
       </w:r>
       <w:r>
         <w:br/>
@@ -14835,7 +14841,7 @@
         <w:pStyle w:val="FirstParagraph"/>
       </w:pPr>
       <w:r>
-        <w:t xml:space="preserve">Version: 173</w:t>
+        <w:t xml:space="preserve">Version: 174</w:t>
       </w:r>
     </w:p>
     <w:p>
@@ -14844,6 +14850,102 @@
       </w:pPr>
       <w:r>
         <w:t xml:space="preserve">Sessions &amp; Modifications:</w:t>
+      </w:r>
+    </w:p>
+    <w:p>
+      <w:pPr>
+        <w:numPr>
+          <w:ilvl w:val="0"/>
+          <w:numId w:val="1016"/>
+        </w:numPr>
+        <w:pStyle w:val="Compact"/>
+      </w:pPr>
+      <w:r>
+        <w:t xml:space="preserve">Version: 174 | Tool: Claude Code (Sonnet 5) | Session: claude/cv-senior-ai-engineer-msjheo | Date: 14.07.2026 | Changes: /dialog-korjaus, HIC:n antama lopullinen sanamuoto sovellettu suoraan johdantokappaleen 2. virkkeeseen (</w:t>
+      </w:r>
+      <w:r>
+        <w:t xml:space="preserve">“</w:t>
+      </w:r>
+      <w:r>
+        <w:t xml:space="preserve">Työskentelyotteeni on konsultatiivinen…</w:t>
+      </w:r>
+      <w:r>
+        <w:t xml:space="preserve">”</w:t>
+      </w:r>
+      <w:r>
+        <w:t xml:space="preserve">): pilvi-infrastruktuurikuvaus laajennettu erottelemaan suvereeni eurooppalainen infrastruktuuri in-house/pilvessä (NVIDIA DGX Spark, Upcloud/Aiven, Scaleway, Hetzner) julkipilvi-infrastruktuurista (Microsoft Azure, Google Cloud, AWS); lisätty maininta kehitystyön johtamisesta GitHub-repositoryn kautta. Pieni typo-korjaus HIC:n tekstiin sovellettaessa:</w:t>
+      </w:r>
+      <w:r>
+        <w:t xml:space="preserve"> </w:t>
+      </w:r>
+      <w:r>
+        <w:t xml:space="preserve">“</w:t>
+      </w:r>
+      <w:r>
+        <w:t xml:space="preserve">Hetzer</w:t>
+      </w:r>
+      <w:r>
+        <w:t xml:space="preserve">”</w:t>
+      </w:r>
+      <w:r>
+        <w:t xml:space="preserve"> </w:t>
+      </w:r>
+      <w:r>
+        <w:t xml:space="preserve">→</w:t>
+      </w:r>
+      <w:r>
+        <w:t xml:space="preserve"> </w:t>
+      </w:r>
+      <w:r>
+        <w:t xml:space="preserve">“</w:t>
+      </w:r>
+      <w:r>
+        <w:t xml:space="preserve">Hetzner</w:t>
+      </w:r>
+      <w:r>
+        <w:t xml:space="preserve">”</w:t>
+      </w:r>
+      <w:r>
+        <w:t xml:space="preserve"> </w:t>
+      </w:r>
+      <w:r>
+        <w:t xml:space="preserve">(oikea yhtiönnimi), kaksoisvälilyönti</w:t>
+      </w:r>
+      <w:r>
+        <w:t xml:space="preserve"> </w:t>
+      </w:r>
+      <w:r>
+        <w:t xml:space="preserve">“</w:t>
+      </w:r>
+      <w:r>
+        <w:t xml:space="preserve">julkipilvi -infrastruktuureista</w:t>
+      </w:r>
+      <w:r>
+        <w:t xml:space="preserve">”</w:t>
+      </w:r>
+      <w:r>
+        <w:t xml:space="preserve"> </w:t>
+      </w:r>
+      <w:r>
+        <w:t xml:space="preserve">→</w:t>
+      </w:r>
+      <w:r>
+        <w:t xml:space="preserve"> </w:t>
+      </w:r>
+      <w:r>
+        <w:t xml:space="preserve">“</w:t>
+      </w:r>
+      <w:r>
+        <w:t xml:space="preserve">julkipilvi-infrastruktuureista</w:t>
+      </w:r>
+      <w:r>
+        <w:t xml:space="preserve">”</w:t>
+      </w:r>
+      <w:r>
+        <w:t xml:space="preserve"> </w:t>
+      </w:r>
+      <w:r>
+        <w:t xml:space="preserve">(yhdyssana). Tiedosto 173→174.</w:t>
       </w:r>
     </w:p>
     <w:p>

--- a/bids/ORK160826/CV_ORK160826_v172.docx
+++ b/bids/ORK160826/CV_ORK160826_v172.docx
@@ -226,7 +226,29 @@
           <w:iCs/>
           <w:i/>
         </w:rPr>
-        <w:t xml:space="preserve">(1264 pull requestia, 1107 mergattu; 68 tuotanto-agenttiluokkaa; 201 automatisoitua testitiedostoa). Ei markkinointikieltä — jokainen väite osoittaa suoraan tiedostoon/riviin.</w:t>
+        <w:t xml:space="preserve">(1264 pull requestia, 1107 mergattu; tuotannossa ajettava monivaiheinen agenttiarkkitehtuuri,</w:t>
+      </w:r>
+      <w:r>
+        <w:rPr>
+          <w:iCs/>
+          <w:i/>
+        </w:rPr>
+        <w:t xml:space="preserve"> </w:t>
+      </w:r>
+      <w:r>
+        <w:rPr>
+          <w:rStyle w:val="VerbatimChar"/>
+          <w:iCs/>
+          <w:i/>
+        </w:rPr>
+        <w:t xml:space="preserve">src/agents/</w:t>
+      </w:r>
+      <w:r>
+        <w:rPr>
+          <w:iCs/>
+          <w:i/>
+        </w:rPr>
+        <w:t xml:space="preserve">; 201 automatisoitua testitiedostoa). Ei markkinointikieltä — jokainen väite osoittaa suoraan tiedostoon/riviin.</w:t>
       </w:r>
     </w:p>
     <w:tbl>
@@ -576,7 +598,7 @@
               <w:t xml:space="preserve"> </w:t>
             </w:r>
             <w:r>
-              <w:t xml:space="preserve">— rinnakkainen delegointi ≤5 agentille (multi-agent consensus). 68 agenttiluokkaa yhteensä.</w:t>
+              <w:t xml:space="preserve">— rinnakkainen delegointi ≤5 agentille (multi-agent consensus). BaseAgent-pohjainen agenttiarkkitehtuuri tuotannossa; agenttimäärä on toteutusdetalji, ei myyntiväite (DWS_TRUTH_STANDARD.md §2A Pillar 2).</w:t>
             </w:r>
           </w:p>
         </w:tc>
@@ -615,7 +637,7 @@
               <w:t xml:space="preserve"> </w:t>
             </w:r>
             <w:r>
-              <w:t xml:space="preserve">— 68 agentin/kyvykkyyden sisäinen rekisteri. OpenTelemetry-jäljitys (trace/span) jokaiselle agenttikutsulle,</w:t>
+              <w:t xml:space="preserve">— agenttirekisterin sisäinen totuuslähde (elinkaari, kategoriat, hyväksytyt näyttöfraasit). OpenTelemetry-jäljitys (trace/span) jokaiselle agenttikutsulle,</w:t>
             </w:r>
             <w:r>
               <w:t xml:space="preserve"> </w:t>
@@ -1293,7 +1315,7 @@
         <w:t xml:space="preserve"> </w:t>
       </w:r>
       <w:r>
-        <w:t xml:space="preserve">1650+ pull requestia ja ratkaistua issueta yhteensä (1268 PR:ää + 386/387 suljettua issueta), 68 tuotannossa olevaa TypeScript-agenttiluokkaa (</w:t>
+        <w:t xml:space="preserve">1650+ pull requestia ja ratkaistua issueta yhteensä (1268 PR:ää + 386/387 suljettua issueta), tuotannossa oleva TypeScript-agenttiarkkitehtuuri (</w:t>
       </w:r>
       <w:r>
         <w:rPr>
@@ -1302,7 +1324,7 @@
         <w:t xml:space="preserve">src/agents/</w:t>
       </w:r>
       <w:r>
-        <w:t xml:space="preserve">), 201 automatisoitua testitiedostoa (Vitest, Supertest, Playwright) —</w:t>
+        <w:t xml:space="preserve">, BaseAgent-pohjainen), 201 automatisoitua testitiedostoa (Vitest, Supertest, Playwright) —</w:t>
       </w:r>
       <w:r>
         <w:t xml:space="preserve"> </w:t>
@@ -14841,7 +14863,7 @@
         <w:pStyle w:val="FirstParagraph"/>
       </w:pPr>
       <w:r>
-        <w:t xml:space="preserve">Version: 174</w:t>
+        <w:t xml:space="preserve">Version: 175</w:t>
       </w:r>
     </w:p>
     <w:p>
@@ -14850,6 +14872,81 @@
       </w:pPr>
       <w:r>
         <w:t xml:space="preserve">Sessions &amp; Modifications:</w:t>
+      </w:r>
+    </w:p>
+    <w:p>
+      <w:pPr>
+        <w:numPr>
+          <w:ilvl w:val="0"/>
+          <w:numId w:val="1016"/>
+        </w:numPr>
+        <w:pStyle w:val="Compact"/>
+      </w:pPr>
+      <w:r>
+        <w:t xml:space="preserve">Version: 175 | Tool: Claude Code (Sonnet 5) | Session: claude/cv-senior-ai-engineer-msjheo | Date: 14.07.2026 | Changes: /dialog-korjaus — HIC pyysi päivitystä MLOps/LLMOps-riville (</w:t>
+      </w:r>
+      <w:r>
+        <w:t xml:space="preserve">“</w:t>
+      </w:r>
+      <w:r>
+        <w:t xml:space="preserve">AGENT_ROSTER.json — 68 agentin/kyvykkyyden…</w:t>
+      </w:r>
+      <w:r>
+        <w:t xml:space="preserve">”</w:t>
+      </w:r>
+      <w:r>
+        <w:t xml:space="preserve">). Tarkistus paljasti sisäisen ristiriidan: dokumentissa oli jo 5 eri agenttilukua (39 elävää .agent.ts-tiedostoa, AGENT_ROSTER.json:n kanoninen agentsTotal=50, sekä CV:n omat 58/68/80/88-maininnat). Lisäksi DWS_TRUTH_STANDARD.md §2A Pillar 2 kieltää eksplisiittisesti agenttimäärän käytön myyntiväitteenä (</w:t>
+      </w:r>
+      <w:r>
+        <w:t xml:space="preserve">“</w:t>
+      </w:r>
+      <w:r>
+        <w:t xml:space="preserve">agent-count drift trap</w:t>
+      </w:r>
+      <w:r>
+        <w:t xml:space="preserve">”</w:t>
+      </w:r>
+      <w:r>
+        <w:t xml:space="preserve">). HIC valitsi lopulta vaihtoehdon: poistetaan tarkat agenttiluvut kokonaan koodirekisteriä (</w:t>
+      </w:r>
+      <w:r>
+        <w:rPr>
+          <w:rStyle w:val="VerbatimChar"/>
+        </w:rPr>
+        <w:t xml:space="preserve">src/agents/</w:t>
+      </w:r>
+      <w:r>
+        <w:t xml:space="preserve">,</w:t>
+      </w:r>
+      <w:r>
+        <w:t xml:space="preserve"> </w:t>
+      </w:r>
+      <w:r>
+        <w:rPr>
+          <w:rStyle w:val="VerbatimChar"/>
+        </w:rPr>
+        <w:t xml:space="preserve">AGENT_ROSTER.json</w:t>
+      </w:r>
+      <w:r>
+        <w:t xml:space="preserve">) kuvaavista riveistä, korvataan arkkitehtuurikuvauksella ilman lukua — 4 kohtaa korjattu (taulukon johdantoteksti, Agentic systems -rivi, MLOps/LLMOps-rivi, Näytöt-luettelokohta). Appendix-osion</w:t>
+      </w:r>
+      <w:r>
+        <w:t xml:space="preserve"> </w:t>
+      </w:r>
+      <w:r>
+        <w:t xml:space="preserve">“</w:t>
+      </w:r>
+      <w:r>
+        <w:t xml:space="preserve">58 agenttia ja 88 kyvykkyyttä</w:t>
+      </w:r>
+      <w:r>
+        <w:t xml:space="preserve">”</w:t>
+      </w:r>
+      <w:r>
+        <w:t xml:space="preserve"> </w:t>
+      </w:r>
+      <w:r>
+        <w:t xml:space="preserve">-kanoninen lause (lähde: Konsultin käsikirja 2026 §6, eri taksonomia kuin koodirekisteri) jätetty koskemattomaksi — eri lähde, eri väite, ei osa tätä ristiriitaa. Tiedosto 174→175.</w:t>
       </w:r>
     </w:p>
     <w:p>

--- a/bids/ORK160826/CV_ORK160826_v172.docx
+++ b/bids/ORK160826/CV_ORK160826_v172.docx
@@ -5380,7 +5380,7 @@
               <w:jc w:val="left"/>
             </w:pPr>
             <w:r>
-              <w:t xml:space="preserve">Lifetime Scope Journal (LSJ) YouTube/LinkedIn/Blog; domainit lifetime.fi, dws10.com, onelifetime.world, finlandiaseniors.eu, torreviejas.eu, lifetimeconsulting.com; Konsultin käsikirja (Lifetime Oy:n sisäinen opas); WhatsApp Business -kanava wa.me/358400319010; Lifetime World &amp; DWS IQ -projektit (Microsoft Azure); GitHub Projects -teknologiaroadmap, cap table &amp; fundraising; DWS IQ -roadmap: Microsoft Azure, .NET, AI Foundation models, AI Developer tools, Google Firebase Studio; CRM, Prompt Flow Automation</w:t>
+              <w:t xml:space="preserve">Lifetime Scope Journal (LSJ) YouTube/LinkedIn/Blog; domainit lifetime.fi, dws10.com, onelifetime.world, finlandiaseniors.eu, torreviejas.eu, lifetimeconsulting.com; Konsultoinnin käsikirja (Lifetime Oy:n sisäinen opas); WhatsApp Business -kanava wa.me/358400319010; Lifetime World &amp; DWS IQ -projektit (Microsoft Azure); GitHub Projects -teknologiaroadmap, cap table &amp; fundraising; DWS IQ -roadmap: Microsoft Azure, .NET, AI Foundation models, AI Developer tools, Google Firebase Studio; CRM, Prompt Flow Automation</w:t>
             </w:r>
           </w:p>
         </w:tc>
@@ -13788,7 +13788,7 @@
         <w:t xml:space="preserve"> </w:t>
       </w:r>
       <w:r>
-        <w:t xml:space="preserve">-verbilista (248 geneeristä toimintaverbiä: achieving, administering, analyzing…) on sama esi-agentti-kerros, jonka DWS:n kyvykkyysmalli (§6, Konsultin käsikirja) on jo kertaalleen muuntanut:</w:t>
+        <w:t xml:space="preserve">-verbilista (248 geneeristä toimintaverbiä: achieving, administering, analyzing…) on sama esi-agentti-kerros, jonka DWS:n kyvykkyysmalli (§6, Konsultoinnin käsikirja) on jo kertaalleen muuntanut:</w:t>
       </w:r>
       <w:r>
         <w:t xml:space="preserve"> </w:t>
@@ -14065,7 +14065,7 @@
               <w:jc w:val="left"/>
             </w:pPr>
             <w:r>
-              <w:t xml:space="preserve">Konsultin käsikirja, Pilari 1 (koulutamme teidät)</w:t>
+              <w:t xml:space="preserve">Konsultoinnin käsikirja, Pilari 1 (koulutamme teidät)</w:t>
             </w:r>
           </w:p>
         </w:tc>
@@ -14368,7 +14368,7 @@
         <w:t xml:space="preserve"> </w:t>
       </w:r>
       <w:r>
-        <w:t xml:space="preserve">Katalogi kasvaa jatkuvasti uusien sääntelyvaatimusten ja toimialojen myötä. Alla kyvykkyysontologian 10 luokkaa ja 80 nimettyä agenttikyvykkyyttä (lähde: Konsultin käsikirja 2026, §6 Kyvykkyysmalli).</w:t>
+        <w:t xml:space="preserve">Katalogi kasvaa jatkuvasti uusien sääntelyvaatimusten ja toimialojen myötä. Alla kyvykkyysontologian 10 luokkaa ja 80 nimettyä agenttikyvykkyyttä (lähde: Konsultoinnin käsikirja 2026, §6 Kyvykkyysmalli).</w:t>
       </w:r>
     </w:p>
     <w:bookmarkStart w:id="60" w:name="kyvykkyysluokat-10"/>
@@ -14863,7 +14863,7 @@
         <w:pStyle w:val="FirstParagraph"/>
       </w:pPr>
       <w:r>
-        <w:t xml:space="preserve">Version: 175</w:t>
+        <w:t xml:space="preserve">Version: 176</w:t>
       </w:r>
     </w:p>
     <w:p>
@@ -14883,6 +14883,123 @@
         <w:pStyle w:val="Compact"/>
       </w:pPr>
       <w:r>
+        <w:t xml:space="preserve">Version: 176 | Tool: Claude Code (Sonnet 5) | Session: claude/cv-senior-ai-engineer-msjheo | Date: 14.07.2026 | Changes: HIC korjasi nimeämisvirheen:</w:t>
+      </w:r>
+      <w:r>
+        <w:t xml:space="preserve"> </w:t>
+      </w:r>
+      <w:r>
+        <w:t xml:space="preserve">“</w:t>
+      </w:r>
+      <w:r>
+        <w:t xml:space="preserve">Konsultin käsikirja</w:t>
+      </w:r>
+      <w:r>
+        <w:t xml:space="preserve">”</w:t>
+      </w:r>
+      <w:r>
+        <w:t xml:space="preserve"> </w:t>
+      </w:r>
+      <w:r>
+        <w:t xml:space="preserve">→</w:t>
+      </w:r>
+      <w:r>
+        <w:t xml:space="preserve"> </w:t>
+      </w:r>
+      <w:r>
+        <w:t xml:space="preserve">“</w:t>
+      </w:r>
+      <w:r>
+        <w:t xml:space="preserve">Konsultoinnin käsikirja</w:t>
+      </w:r>
+      <w:r>
+        <w:t xml:space="preserve">”</w:t>
+      </w:r>
+      <w:r>
+        <w:t xml:space="preserve"> </w:t>
+      </w:r>
+      <w:r>
+        <w:t xml:space="preserve">(kanoninen otsikko vahvistettu suoraan lähteestä</w:t>
+      </w:r>
+      <w:r>
+        <w:t xml:space="preserve"> </w:t>
+      </w:r>
+      <w:r>
+        <w:rPr>
+          <w:rStyle w:val="VerbatimChar"/>
+        </w:rPr>
+        <w:t xml:space="preserve">docs/KONSULTIN_KASIKIRJA_2026.md</w:t>
+      </w:r>
+      <w:r>
+        <w:t xml:space="preserve"> </w:t>
+      </w:r>
+      <w:r>
+        <w:t xml:space="preserve">rivi 1:</w:t>
+      </w:r>
+      <w:r>
+        <w:t xml:space="preserve"> </w:t>
+      </w:r>
+      <w:r>
+        <w:t xml:space="preserve">“</w:t>
+      </w:r>
+      <w:r>
+        <w:t xml:space="preserve">Konsultoinnin käsikirja 2026</w:t>
+      </w:r>
+      <w:r>
+        <w:t xml:space="preserve">”</w:t>
+      </w:r>
+      <w:r>
+        <w:t xml:space="preserve"> </w:t>
+      </w:r>
+      <w:r>
+        <w:t xml:space="preserve">— tiedostonimi käyttää genetiiviä</w:t>
+      </w:r>
+      <w:r>
+        <w:t xml:space="preserve"> </w:t>
+      </w:r>
+      <w:r>
+        <w:t xml:space="preserve">“</w:t>
+      </w:r>
+      <w:r>
+        <w:t xml:space="preserve">konsultin</w:t>
+      </w:r>
+      <w:r>
+        <w:t xml:space="preserve">”</w:t>
+      </w:r>
+      <w:r>
+        <w:t xml:space="preserve"> </w:t>
+      </w:r>
+      <w:r>
+        <w:t xml:space="preserve">(konsultti-sanasta), mutta dokumentin oma otsikko käyttää</w:t>
+      </w:r>
+      <w:r>
+        <w:t xml:space="preserve"> </w:t>
+      </w:r>
+      <w:r>
+        <w:t xml:space="preserve">“</w:t>
+      </w:r>
+      <w:r>
+        <w:t xml:space="preserve">konsultoinnin</w:t>
+      </w:r>
+      <w:r>
+        <w:t xml:space="preserve">”</w:t>
+      </w:r>
+      <w:r>
+        <w:t xml:space="preserve"> </w:t>
+      </w:r>
+      <w:r>
+        <w:t xml:space="preserve">(konsultointi-toiminnasta), ja jälkimmäinen on kanoninen). Korjattu 5 esiintymää (rivit 274, 462, 469, 480, sekä oma v175-muutosmerkintä alla). Tiedosto 175→176.</w:t>
+      </w:r>
+    </w:p>
+    <w:p>
+      <w:pPr>
+        <w:numPr>
+          <w:ilvl w:val="0"/>
+          <w:numId w:val="1016"/>
+        </w:numPr>
+        <w:pStyle w:val="Compact"/>
+      </w:pPr>
+      <w:r>
         <w:t xml:space="preserve">Version: 175 | Tool: Claude Code (Sonnet 5) | Session: claude/cv-senior-ai-engineer-msjheo | Date: 14.07.2026 | Changes: /dialog-korjaus — HIC pyysi päivitystä MLOps/LLMOps-riville (</w:t>
       </w:r>
       <w:r>
@@ -14946,7 +15063,7 @@
         <w:t xml:space="preserve"> </w:t>
       </w:r>
       <w:r>
-        <w:t xml:space="preserve">-kanoninen lause (lähde: Konsultin käsikirja 2026 §6, eri taksonomia kuin koodirekisteri) jätetty koskemattomaksi — eri lähde, eri väite, ei osa tätä ristiriitaa. Tiedosto 174→175.</w:t>
+        <w:t xml:space="preserve">-kanoninen lause (lähde: Konsultoinnin käsikirja 2026 §6, eri taksonomia kuin koodirekisteri) jätetty koskemattomaksi — eri lähde, eri väite, ei osa tätä ristiriitaa. Tiedosto 174→175.</w:t>
       </w:r>
     </w:p>
     <w:p>
